--- a/Documentation/Business Requirements - 01/Business Requirements Document.docx
+++ b/Documentation/Business Requirements - 01/Business Requirements Document.docx
@@ -184,8 +184,11 @@
         <w:t>Poor visibility into operational health</w:t>
       </w:r>
     </w:p>
-    <w:p>
-      <w:r>
+    <w:p/>
+    <w:p/>
+    <w:p>
+      <w:r>
+        <w:lastRenderedPageBreak/>
         <w:pict w14:anchorId="180A5126">
           <v:rect id="_x0000_i1028" style="width:0;height:1.5pt" o:hralign="center" o:hrstd="t" o:hr="t" fillcolor="#a0a0a0" stroked="f"/>
         </w:pict>
@@ -208,23 +211,14 @@
     </w:p>
     <w:p>
       <w:r>
-        <w:lastRenderedPageBreak/>
         <w:t>Develop an Enterprise Banking Intelligence &amp; Early Warning Platform using Python and Power BI that consolidates operational data into a centralized analytics solution. The platform will calculate risk indicators, monitor business performance and provide management with actionable insights through interactive dashboards.</w:t>
       </w:r>
     </w:p>
     <w:p/>
     <w:p>
-      <w:pPr>
-        <w:rPr>
-          <w:lang w:val="en-NG"/>
-        </w:rPr>
-      </w:pPr>
-      <w:r>
-        <w:rPr>
-          <w:lang w:val="en-NG"/>
-        </w:rPr>
+      <w:r>
         <w:pict w14:anchorId="1ACFC4BA">
-          <v:rect id="_x0000_i1035" style="width:0;height:1.5pt" o:hralign="center" o:hrstd="t" o:hr="t" fillcolor="#a0a0a0" stroked="f"/>
+          <v:rect id="_x0000_i1029" style="width:0;height:1.5pt" o:hralign="center" o:hrstd="t" o:hr="t" fillcolor="#a0a0a0" stroked="f"/>
         </w:pict>
       </w:r>
     </w:p>
@@ -233,14 +227,12 @@
         <w:rPr>
           <w:b/>
           <w:bCs/>
-          <w:lang w:val="en-NG"/>
-        </w:rPr>
-      </w:pPr>
-      <w:r>
-        <w:rPr>
-          <w:b/>
-          <w:bCs/>
-          <w:lang w:val="en-NG"/>
+        </w:rPr>
+      </w:pPr>
+      <w:r>
+        <w:rPr>
+          <w:b/>
+          <w:bCs/>
         </w:rPr>
         <w:t>Stakeholder Analysis</w:t>
       </w:r>
@@ -278,14 +270,12 @@
               <w:rPr>
                 <w:b/>
                 <w:bCs/>
-                <w:lang w:val="en-NG"/>
               </w:rPr>
             </w:pPr>
             <w:r>
               <w:rPr>
                 <w:b/>
                 <w:bCs/>
-                <w:lang w:val="en-NG"/>
               </w:rPr>
               <w:t>Stakeholder</w:t>
             </w:r>
@@ -302,14 +292,12 @@
               <w:rPr>
                 <w:b/>
                 <w:bCs/>
-                <w:lang w:val="en-NG"/>
               </w:rPr>
             </w:pPr>
             <w:r>
               <w:rPr>
                 <w:b/>
                 <w:bCs/>
-                <w:lang w:val="en-NG"/>
               </w:rPr>
               <w:t>Responsibilities</w:t>
             </w:r>
@@ -326,14 +314,12 @@
               <w:rPr>
                 <w:b/>
                 <w:bCs/>
-                <w:lang w:val="en-NG"/>
               </w:rPr>
             </w:pPr>
             <w:r>
               <w:rPr>
                 <w:b/>
                 <w:bCs/>
-                <w:lang w:val="en-NG"/>
               </w:rPr>
               <w:t>How They Will Use the Platform</w:t>
             </w:r>
@@ -351,15 +337,7 @@
             <w:hideMark/>
           </w:tcPr>
           <w:p>
-            <w:pPr>
-              <w:rPr>
-                <w:lang w:val="en-NG"/>
-              </w:rPr>
-            </w:pPr>
             <w:r>
-              <w:rPr>
-                <w:lang w:val="en-NG"/>
-              </w:rPr>
               <w:t>Chief Executive Officer (CEO)</w:t>
             </w:r>
           </w:p>
@@ -371,15 +349,7 @@
             <w:hideMark/>
           </w:tcPr>
           <w:p>
-            <w:pPr>
-              <w:rPr>
-                <w:lang w:val="en-NG"/>
-              </w:rPr>
-            </w:pPr>
             <w:r>
-              <w:rPr>
-                <w:lang w:val="en-NG"/>
-              </w:rPr>
               <w:t>Oversees overall bank performance</w:t>
             </w:r>
           </w:p>
@@ -391,29 +361,15 @@
             <w:hideMark/>
           </w:tcPr>
           <w:p>
-            <w:pPr>
-              <w:rPr>
-                <w:lang w:val="en-NG"/>
-              </w:rPr>
-            </w:pPr>
             <w:r>
-              <w:rPr>
-                <w:lang w:val="en-NG"/>
-              </w:rPr>
               <w:t xml:space="preserve">Monitor the overall health of the bank through executive </w:t>
             </w:r>
             <w:proofErr w:type="spellStart"/>
             <w:r>
-              <w:rPr>
-                <w:lang w:val="en-NG"/>
-              </w:rPr>
               <w:t>KPIs</w:t>
             </w:r>
             <w:proofErr w:type="spellEnd"/>
             <w:r>
-              <w:rPr>
-                <w:lang w:val="en-NG"/>
-              </w:rPr>
               <w:t xml:space="preserve"> and risk indicators.</w:t>
             </w:r>
           </w:p>
@@ -430,15 +386,7 @@
             <w:hideMark/>
           </w:tcPr>
           <w:p>
-            <w:pPr>
-              <w:rPr>
-                <w:lang w:val="en-NG"/>
-              </w:rPr>
-            </w:pPr>
             <w:r>
-              <w:rPr>
-                <w:lang w:val="en-NG"/>
-              </w:rPr>
               <w:t>Head of Retail Banking</w:t>
             </w:r>
           </w:p>
@@ -450,15 +398,7 @@
             <w:hideMark/>
           </w:tcPr>
           <w:p>
-            <w:pPr>
-              <w:rPr>
-                <w:lang w:val="en-NG"/>
-              </w:rPr>
-            </w:pPr>
             <w:r>
-              <w:rPr>
-                <w:lang w:val="en-NG"/>
-              </w:rPr>
               <w:t>Responsible for retail customer growth and retention</w:t>
             </w:r>
           </w:p>
@@ -470,15 +410,7 @@
             <w:hideMark/>
           </w:tcPr>
           <w:p>
-            <w:pPr>
-              <w:rPr>
-                <w:lang w:val="en-NG"/>
-              </w:rPr>
-            </w:pPr>
             <w:r>
-              <w:rPr>
-                <w:lang w:val="en-NG"/>
-              </w:rPr>
               <w:t>Identify customers at risk of becoming dormant or leaving the bank.</w:t>
             </w:r>
           </w:p>
@@ -495,15 +427,7 @@
             <w:hideMark/>
           </w:tcPr>
           <w:p>
-            <w:pPr>
-              <w:rPr>
-                <w:lang w:val="en-NG"/>
-              </w:rPr>
-            </w:pPr>
             <w:r>
-              <w:rPr>
-                <w:lang w:val="en-NG"/>
-              </w:rPr>
               <w:t>Head of Credit Risk</w:t>
             </w:r>
           </w:p>
@@ -515,15 +439,7 @@
             <w:hideMark/>
           </w:tcPr>
           <w:p>
-            <w:pPr>
-              <w:rPr>
-                <w:lang w:val="en-NG"/>
-              </w:rPr>
-            </w:pPr>
             <w:r>
-              <w:rPr>
-                <w:lang w:val="en-NG"/>
-              </w:rPr>
               <w:t>Oversees the bank's loan portfolio</w:t>
             </w:r>
           </w:p>
@@ -535,15 +451,7 @@
             <w:hideMark/>
           </w:tcPr>
           <w:p>
-            <w:pPr>
-              <w:rPr>
-                <w:lang w:val="en-NG"/>
-              </w:rPr>
-            </w:pPr>
             <w:r>
-              <w:rPr>
-                <w:lang w:val="en-NG"/>
-              </w:rPr>
               <w:t>Monitor loan performance and identify customers showing early signs of default.</w:t>
             </w:r>
           </w:p>
@@ -560,15 +468,7 @@
             <w:hideMark/>
           </w:tcPr>
           <w:p>
-            <w:pPr>
-              <w:rPr>
-                <w:lang w:val="en-NG"/>
-              </w:rPr>
-            </w:pPr>
             <w:r>
-              <w:rPr>
-                <w:lang w:val="en-NG"/>
-              </w:rPr>
               <w:t>Regional Managers</w:t>
             </w:r>
           </w:p>
@@ -580,15 +480,7 @@
             <w:hideMark/>
           </w:tcPr>
           <w:p>
-            <w:pPr>
-              <w:rPr>
-                <w:lang w:val="en-NG"/>
-              </w:rPr>
-            </w:pPr>
             <w:r>
-              <w:rPr>
-                <w:lang w:val="en-NG"/>
-              </w:rPr>
               <w:t>Supervise multiple branches</w:t>
             </w:r>
           </w:p>
@@ -600,15 +492,7 @@
             <w:hideMark/>
           </w:tcPr>
           <w:p>
-            <w:pPr>
-              <w:rPr>
-                <w:lang w:val="en-NG"/>
-              </w:rPr>
-            </w:pPr>
             <w:r>
-              <w:rPr>
-                <w:lang w:val="en-NG"/>
-              </w:rPr>
               <w:t>Compare branch performance, monitor declining deposits and identify underperforming branches.</w:t>
             </w:r>
           </w:p>
@@ -625,15 +509,7 @@
             <w:hideMark/>
           </w:tcPr>
           <w:p>
-            <w:pPr>
-              <w:rPr>
-                <w:lang w:val="en-NG"/>
-              </w:rPr>
-            </w:pPr>
             <w:r>
-              <w:rPr>
-                <w:lang w:val="en-NG"/>
-              </w:rPr>
               <w:t>Branch Managers</w:t>
             </w:r>
           </w:p>
@@ -645,15 +521,7 @@
             <w:hideMark/>
           </w:tcPr>
           <w:p>
-            <w:pPr>
-              <w:rPr>
-                <w:lang w:val="en-NG"/>
-              </w:rPr>
-            </w:pPr>
             <w:r>
-              <w:rPr>
-                <w:lang w:val="en-NG"/>
-              </w:rPr>
               <w:t>Manage daily branch operations</w:t>
             </w:r>
           </w:p>
@@ -665,29 +533,15 @@
             <w:hideMark/>
           </w:tcPr>
           <w:p>
-            <w:pPr>
-              <w:rPr>
-                <w:lang w:val="en-NG"/>
-              </w:rPr>
-            </w:pPr>
             <w:r>
-              <w:rPr>
-                <w:lang w:val="en-NG"/>
-              </w:rPr>
               <w:t xml:space="preserve">Monitor customer activity, complaints and branch </w:t>
             </w:r>
             <w:proofErr w:type="spellStart"/>
             <w:r>
-              <w:rPr>
-                <w:lang w:val="en-NG"/>
-              </w:rPr>
               <w:t>KPIs</w:t>
             </w:r>
             <w:proofErr w:type="spellEnd"/>
             <w:r>
-              <w:rPr>
-                <w:lang w:val="en-NG"/>
-              </w:rPr>
               <w:t xml:space="preserve"> to improve operational performance.</w:t>
             </w:r>
           </w:p>
@@ -704,15 +558,7 @@
             <w:hideMark/>
           </w:tcPr>
           <w:p>
-            <w:pPr>
-              <w:rPr>
-                <w:lang w:val="en-NG"/>
-              </w:rPr>
-            </w:pPr>
             <w:r>
-              <w:rPr>
-                <w:lang w:val="en-NG"/>
-              </w:rPr>
               <w:t>Relationship Managers</w:t>
             </w:r>
           </w:p>
@@ -724,15 +570,7 @@
             <w:hideMark/>
           </w:tcPr>
           <w:p>
-            <w:pPr>
-              <w:rPr>
-                <w:lang w:val="en-NG"/>
-              </w:rPr>
-            </w:pPr>
             <w:r>
-              <w:rPr>
-                <w:lang w:val="en-NG"/>
-              </w:rPr>
               <w:t>Manage customer relationships</w:t>
             </w:r>
           </w:p>
@@ -744,15 +582,7 @@
             <w:hideMark/>
           </w:tcPr>
           <w:p>
-            <w:pPr>
-              <w:rPr>
-                <w:lang w:val="en-NG"/>
-              </w:rPr>
-            </w:pPr>
             <w:r>
-              <w:rPr>
-                <w:lang w:val="en-NG"/>
-              </w:rPr>
               <w:t>Receive lists of high-value customers requiring proactive engagement.</w:t>
             </w:r>
           </w:p>
@@ -761,165 +591,13 @@
     </w:tbl>
     <w:p/>
     <w:p/>
-    <w:p>
-      <w:pPr>
-        <w:rPr>
-          <w:lang w:val="en-NG"/>
-        </w:rPr>
-      </w:pPr>
-      <w:r>
-        <w:rPr>
-          <w:lang w:val="en-NG"/>
-        </w:rPr>
-        <w:pict w14:anchorId="5C7D6A8E">
-          <v:rect id="_x0000_i1043" style="width:0;height:1.5pt" o:hralign="center" o:hrstd="t" o:hr="t" fillcolor="#a0a0a0" stroked="f"/>
-        </w:pict>
-      </w:r>
-    </w:p>
-    <w:p>
-      <w:pPr>
-        <w:rPr>
-          <w:b/>
-          <w:bCs/>
-          <w:lang w:val="en-NG"/>
-        </w:rPr>
-      </w:pPr>
-      <w:r>
-        <w:rPr>
-          <w:b/>
-          <w:bCs/>
-          <w:lang w:val="en-NG"/>
-        </w:rPr>
-        <w:t>Business Objectives</w:t>
-      </w:r>
-    </w:p>
-    <w:p>
-      <w:pPr>
-        <w:rPr>
-          <w:lang w:val="en-NG"/>
-        </w:rPr>
-      </w:pPr>
-      <w:r>
-        <w:rPr>
-          <w:lang w:val="en-NG"/>
-        </w:rPr>
-        <w:t>The Enterprise Banking Intelligence &amp; Early Warning Platform aims to achieve the following objectives:</w:t>
-      </w:r>
-    </w:p>
-    <w:p>
-      <w:pPr>
-        <w:numPr>
-          <w:ilvl w:val="0"/>
-          <w:numId w:val="2"/>
-        </w:numPr>
-        <w:rPr>
-          <w:lang w:val="en-NG"/>
-        </w:rPr>
-      </w:pPr>
-      <w:r>
-        <w:rPr>
-          <w:lang w:val="en-NG"/>
-        </w:rPr>
-        <w:t>Identify customers showing early signs of attrition or dormancy.</w:t>
-      </w:r>
-    </w:p>
-    <w:p>
-      <w:pPr>
-        <w:numPr>
-          <w:ilvl w:val="0"/>
-          <w:numId w:val="2"/>
-        </w:numPr>
-        <w:rPr>
-          <w:lang w:val="en-NG"/>
-        </w:rPr>
-      </w:pPr>
-      <w:r>
-        <w:rPr>
-          <w:lang w:val="en-NG"/>
-        </w:rPr>
-        <w:lastRenderedPageBreak/>
-        <w:t>Monitor loan performance and detect potential default risks before they become critical.</w:t>
-      </w:r>
-    </w:p>
-    <w:p>
-      <w:pPr>
-        <w:numPr>
-          <w:ilvl w:val="0"/>
-          <w:numId w:val="2"/>
-        </w:numPr>
-        <w:rPr>
-          <w:lang w:val="en-NG"/>
-        </w:rPr>
-      </w:pPr>
-      <w:r>
-        <w:rPr>
-          <w:lang w:val="en-NG"/>
-        </w:rPr>
-        <w:t xml:space="preserve">Evaluate branch performance using operational and financial </w:t>
-      </w:r>
-      <w:proofErr w:type="spellStart"/>
-      <w:r>
-        <w:rPr>
-          <w:lang w:val="en-NG"/>
-        </w:rPr>
-        <w:t>KPIs</w:t>
-      </w:r>
-      <w:proofErr w:type="spellEnd"/>
-      <w:r>
-        <w:rPr>
-          <w:lang w:val="en-NG"/>
-        </w:rPr>
-        <w:t>.</w:t>
-      </w:r>
-    </w:p>
-    <w:p>
-      <w:pPr>
-        <w:numPr>
-          <w:ilvl w:val="0"/>
-          <w:numId w:val="2"/>
-        </w:numPr>
-        <w:rPr>
-          <w:lang w:val="en-NG"/>
-        </w:rPr>
-      </w:pPr>
-      <w:r>
-        <w:rPr>
-          <w:lang w:val="en-NG"/>
-        </w:rPr>
-        <w:t>Provide management with a centralized executive dashboard for proactive decision-making.</w:t>
-      </w:r>
-    </w:p>
-    <w:p>
-      <w:pPr>
-        <w:numPr>
-          <w:ilvl w:val="0"/>
-          <w:numId w:val="2"/>
-        </w:numPr>
-        <w:rPr>
-          <w:lang w:val="en-NG"/>
-        </w:rPr>
-      </w:pPr>
-      <w:r>
-        <w:rPr>
-          <w:lang w:val="en-NG"/>
-        </w:rPr>
-        <w:t>Recommend actionable interventions for customers, branches and loans identified as high risk.</w:t>
-      </w:r>
-    </w:p>
     <w:p/>
     <w:p/>
     <w:p>
-      <w:pPr>
-        <w:rPr>
-          <w:lang w:val="en-NG"/>
-        </w:rPr>
-      </w:pPr>
-      <w:r>
-        <w:rPr>
-          <w:lang w:val="en-NG"/>
-        </w:rPr>
-        <w:pict w14:anchorId="0998AA5A">
-          <v:rect id="_x0000_i1051" style="width:0;height:1.5pt" o:hralign="center" o:hrstd="t" o:hr="t" fillcolor="#a0a0a0" stroked="f"/>
+      <w:r>
+        <w:lastRenderedPageBreak/>
+        <w:pict w14:anchorId="5C7D6A8E">
+          <v:rect id="_x0000_i1030" style="width:0;height:1.5pt" o:hralign="center" o:hrstd="t" o:hr="t" fillcolor="#a0a0a0" stroked="f"/>
         </w:pict>
       </w:r>
     </w:p>
@@ -928,536 +606,90 @@
         <w:rPr>
           <w:b/>
           <w:bCs/>
-          <w:lang w:val="en-NG"/>
-        </w:rPr>
-      </w:pPr>
-      <w:r>
-        <w:rPr>
-          <w:b/>
-          <w:bCs/>
-          <w:lang w:val="en-NG"/>
-        </w:rPr>
-        <w:t>Key Performance Indicators (</w:t>
+        </w:rPr>
+      </w:pPr>
+      <w:r>
+        <w:rPr>
+          <w:b/>
+          <w:bCs/>
+        </w:rPr>
+        <w:t>Business Objectives</w:t>
+      </w:r>
+    </w:p>
+    <w:p>
+      <w:r>
+        <w:t>The Enterprise Banking Intelligence &amp; Early Warning Platform aims to achieve the following objectives:</w:t>
+      </w:r>
+    </w:p>
+    <w:p>
+      <w:pPr>
+        <w:numPr>
+          <w:ilvl w:val="0"/>
+          <w:numId w:val="2"/>
+        </w:numPr>
+      </w:pPr>
+      <w:r>
+        <w:t>Identify customers showing early signs of attrition or dormancy.</w:t>
+      </w:r>
+    </w:p>
+    <w:p>
+      <w:pPr>
+        <w:numPr>
+          <w:ilvl w:val="0"/>
+          <w:numId w:val="2"/>
+        </w:numPr>
+      </w:pPr>
+      <w:r>
+        <w:t>Monitor loan performance and detect potential default risks before they become critical.</w:t>
+      </w:r>
+    </w:p>
+    <w:p>
+      <w:pPr>
+        <w:numPr>
+          <w:ilvl w:val="0"/>
+          <w:numId w:val="2"/>
+        </w:numPr>
+      </w:pPr>
+      <w:r>
+        <w:t xml:space="preserve">Evaluate branch performance using operational and financial </w:t>
       </w:r>
       <w:proofErr w:type="spellStart"/>
       <w:r>
-        <w:rPr>
-          <w:b/>
-          <w:bCs/>
-          <w:lang w:val="en-NG"/>
-        </w:rPr>
         <w:t>KPIs</w:t>
       </w:r>
       <w:proofErr w:type="spellEnd"/>
       <w:r>
-        <w:rPr>
-          <w:b/>
-          <w:bCs/>
-          <w:lang w:val="en-NG"/>
-        </w:rPr>
-        <w:t>)</w:t>
-      </w:r>
-    </w:p>
-    <w:p>
-      <w:pPr>
-        <w:rPr>
-          <w:lang w:val="en-NG"/>
-        </w:rPr>
-      </w:pPr>
-      <w:r>
-        <w:rPr>
-          <w:lang w:val="en-NG"/>
-        </w:rPr>
-        <w:t xml:space="preserve">The platform will monitor the following </w:t>
-      </w:r>
-      <w:proofErr w:type="spellStart"/>
-      <w:r>
-        <w:rPr>
-          <w:lang w:val="en-NG"/>
-        </w:rPr>
-        <w:t>KPIs</w:t>
-      </w:r>
-      <w:proofErr w:type="spellEnd"/>
-      <w:r>
-        <w:rPr>
-          <w:lang w:val="en-NG"/>
-        </w:rPr>
-        <w:t>:</w:t>
-      </w:r>
-    </w:p>
-    <w:p>
-      <w:pPr>
-        <w:rPr>
-          <w:b/>
-          <w:bCs/>
-          <w:lang w:val="en-NG"/>
-        </w:rPr>
-      </w:pPr>
-      <w:r>
-        <w:rPr>
-          <w:b/>
-          <w:bCs/>
-          <w:lang w:val="en-NG"/>
-        </w:rPr>
-        <w:t xml:space="preserve">Customer </w:t>
-      </w:r>
-      <w:proofErr w:type="spellStart"/>
-      <w:r>
-        <w:rPr>
-          <w:b/>
-          <w:bCs/>
-          <w:lang w:val="en-NG"/>
-        </w:rPr>
-        <w:t>KPIs</w:t>
-      </w:r>
-      <w:proofErr w:type="spellEnd"/>
-    </w:p>
-    <w:p>
-      <w:pPr>
-        <w:numPr>
-          <w:ilvl w:val="0"/>
-          <w:numId w:val="3"/>
-        </w:numPr>
-        <w:rPr>
-          <w:lang w:val="en-NG"/>
-        </w:rPr>
-      </w:pPr>
-      <w:r>
-        <w:rPr>
-          <w:lang w:val="en-NG"/>
-        </w:rPr>
-        <w:t>Total Customers</w:t>
-      </w:r>
-    </w:p>
-    <w:p>
-      <w:pPr>
-        <w:numPr>
-          <w:ilvl w:val="0"/>
-          <w:numId w:val="3"/>
-        </w:numPr>
-        <w:rPr>
-          <w:lang w:val="en-NG"/>
-        </w:rPr>
-      </w:pPr>
-      <w:r>
-        <w:rPr>
-          <w:lang w:val="en-NG"/>
-        </w:rPr>
-        <w:t>Active Customers</w:t>
-      </w:r>
-    </w:p>
-    <w:p>
-      <w:pPr>
-        <w:numPr>
-          <w:ilvl w:val="0"/>
-          <w:numId w:val="3"/>
-        </w:numPr>
-        <w:rPr>
-          <w:lang w:val="en-NG"/>
-        </w:rPr>
-      </w:pPr>
-      <w:r>
-        <w:rPr>
-          <w:lang w:val="en-NG"/>
-        </w:rPr>
-        <w:t>Dormant Customers</w:t>
-      </w:r>
-    </w:p>
-    <w:p>
-      <w:pPr>
-        <w:numPr>
-          <w:ilvl w:val="0"/>
-          <w:numId w:val="3"/>
-        </w:numPr>
-        <w:rPr>
-          <w:lang w:val="en-NG"/>
-        </w:rPr>
-      </w:pPr>
-      <w:r>
-        <w:rPr>
-          <w:lang w:val="en-NG"/>
-        </w:rPr>
-        <w:t>Customers At Risk</w:t>
-      </w:r>
-    </w:p>
-    <w:p>
-      <w:pPr>
-        <w:numPr>
-          <w:ilvl w:val="0"/>
-          <w:numId w:val="3"/>
-        </w:numPr>
-        <w:rPr>
-          <w:lang w:val="en-NG"/>
-        </w:rPr>
-      </w:pPr>
-      <w:r>
-        <w:rPr>
-          <w:lang w:val="en-NG"/>
-        </w:rPr>
-        <w:t>Customer Attrition Rate</w:t>
-      </w:r>
-    </w:p>
-    <w:p>
-      <w:pPr>
-        <w:rPr>
-          <w:b/>
-          <w:bCs/>
-          <w:lang w:val="en-NG"/>
-        </w:rPr>
-      </w:pPr>
-      <w:r>
-        <w:rPr>
-          <w:b/>
-          <w:bCs/>
-          <w:lang w:val="en-NG"/>
-        </w:rPr>
-        <w:t xml:space="preserve">Loan </w:t>
-      </w:r>
-      <w:proofErr w:type="spellStart"/>
-      <w:r>
-        <w:rPr>
-          <w:b/>
-          <w:bCs/>
-          <w:lang w:val="en-NG"/>
-        </w:rPr>
-        <w:t>KPIs</w:t>
-      </w:r>
-      <w:proofErr w:type="spellEnd"/>
-    </w:p>
-    <w:p>
-      <w:pPr>
-        <w:numPr>
-          <w:ilvl w:val="0"/>
-          <w:numId w:val="4"/>
-        </w:numPr>
-        <w:rPr>
-          <w:lang w:val="en-NG"/>
-        </w:rPr>
-      </w:pPr>
-      <w:r>
-        <w:rPr>
-          <w:lang w:val="en-NG"/>
-        </w:rPr>
-        <w:t>Total Loans</w:t>
-      </w:r>
-    </w:p>
-    <w:p>
-      <w:pPr>
-        <w:numPr>
-          <w:ilvl w:val="0"/>
-          <w:numId w:val="4"/>
-        </w:numPr>
-        <w:rPr>
-          <w:lang w:val="en-NG"/>
-        </w:rPr>
-      </w:pPr>
-      <w:r>
-        <w:rPr>
-          <w:lang w:val="en-NG"/>
-        </w:rPr>
-        <w:t>Outstanding Loan Value</w:t>
-      </w:r>
-    </w:p>
-    <w:p>
-      <w:pPr>
-        <w:numPr>
-          <w:ilvl w:val="0"/>
-          <w:numId w:val="4"/>
-        </w:numPr>
-        <w:rPr>
-          <w:lang w:val="en-NG"/>
-        </w:rPr>
-      </w:pPr>
-      <w:r>
-        <w:rPr>
-          <w:lang w:val="en-NG"/>
-        </w:rPr>
-        <w:t>Delinquent Loans</w:t>
-      </w:r>
-    </w:p>
-    <w:p>
-      <w:pPr>
-        <w:numPr>
-          <w:ilvl w:val="0"/>
-          <w:numId w:val="4"/>
-        </w:numPr>
-        <w:rPr>
-          <w:lang w:val="en-NG"/>
-        </w:rPr>
-      </w:pPr>
-      <w:r>
-        <w:rPr>
-          <w:lang w:val="en-NG"/>
-        </w:rPr>
-        <w:t>Loan Default Risk Score</w:t>
-      </w:r>
-    </w:p>
-    <w:p>
-      <w:pPr>
-        <w:rPr>
-          <w:b/>
-          <w:bCs/>
-          <w:lang w:val="en-NG"/>
-        </w:rPr>
-      </w:pPr>
-      <w:r>
-        <w:rPr>
-          <w:b/>
-          <w:bCs/>
-          <w:lang w:val="en-NG"/>
-        </w:rPr>
-        <w:t xml:space="preserve">Branch </w:t>
-      </w:r>
-      <w:proofErr w:type="spellStart"/>
-      <w:r>
-        <w:rPr>
-          <w:b/>
-          <w:bCs/>
-          <w:lang w:val="en-NG"/>
-        </w:rPr>
-        <w:t>KPIs</w:t>
-      </w:r>
-      <w:proofErr w:type="spellEnd"/>
-    </w:p>
-    <w:p>
-      <w:pPr>
-        <w:numPr>
-          <w:ilvl w:val="0"/>
-          <w:numId w:val="5"/>
-        </w:numPr>
-        <w:rPr>
-          <w:lang w:val="en-NG"/>
-        </w:rPr>
-      </w:pPr>
-      <w:r>
-        <w:rPr>
-          <w:lang w:val="en-NG"/>
-        </w:rPr>
-        <w:t>Total Deposits</w:t>
-      </w:r>
-    </w:p>
-    <w:p>
-      <w:pPr>
-        <w:numPr>
-          <w:ilvl w:val="0"/>
-          <w:numId w:val="5"/>
-        </w:numPr>
-        <w:rPr>
-          <w:lang w:val="en-NG"/>
-        </w:rPr>
-      </w:pPr>
-      <w:r>
-        <w:rPr>
-          <w:lang w:val="en-NG"/>
-        </w:rPr>
-        <w:t>Deposit Growth Rate</w:t>
-      </w:r>
-    </w:p>
-    <w:p>
-      <w:pPr>
-        <w:numPr>
-          <w:ilvl w:val="0"/>
-          <w:numId w:val="5"/>
-        </w:numPr>
-        <w:rPr>
-          <w:lang w:val="en-NG"/>
-        </w:rPr>
-      </w:pPr>
-      <w:r>
-        <w:rPr>
-          <w:lang w:val="en-NG"/>
-        </w:rPr>
-        <w:t>Branch Performance Score</w:t>
-      </w:r>
-    </w:p>
-    <w:p>
-      <w:pPr>
-        <w:numPr>
-          <w:ilvl w:val="0"/>
-          <w:numId w:val="5"/>
-        </w:numPr>
-        <w:rPr>
-          <w:lang w:val="en-NG"/>
-        </w:rPr>
-      </w:pPr>
-      <w:r>
-        <w:rPr>
-          <w:lang w:val="en-NG"/>
-        </w:rPr>
-        <w:t>Branch Risk Score</w:t>
-      </w:r>
-    </w:p>
-    <w:p>
-      <w:pPr>
-        <w:rPr>
-          <w:b/>
-          <w:bCs/>
-          <w:lang w:val="en-NG"/>
-        </w:rPr>
-      </w:pPr>
-      <w:r>
-        <w:rPr>
-          <w:b/>
-          <w:bCs/>
-          <w:lang w:val="en-NG"/>
-        </w:rPr>
-        <w:t xml:space="preserve">Operational </w:t>
-      </w:r>
-      <w:proofErr w:type="spellStart"/>
-      <w:r>
-        <w:rPr>
-          <w:b/>
-          <w:bCs/>
-          <w:lang w:val="en-NG"/>
-        </w:rPr>
-        <w:t>KPIs</w:t>
-      </w:r>
-      <w:proofErr w:type="spellEnd"/>
-    </w:p>
-    <w:p>
-      <w:pPr>
-        <w:numPr>
-          <w:ilvl w:val="0"/>
-          <w:numId w:val="6"/>
-        </w:numPr>
-        <w:rPr>
-          <w:lang w:val="en-NG"/>
-        </w:rPr>
-      </w:pPr>
-      <w:r>
-        <w:rPr>
-          <w:lang w:val="en-NG"/>
-        </w:rPr>
-        <w:lastRenderedPageBreak/>
-        <w:t>Number of Customer Complaints</w:t>
-      </w:r>
-    </w:p>
-    <w:p>
-      <w:pPr>
-        <w:numPr>
-          <w:ilvl w:val="0"/>
-          <w:numId w:val="6"/>
-        </w:numPr>
-        <w:rPr>
-          <w:lang w:val="en-NG"/>
-        </w:rPr>
-      </w:pPr>
-      <w:r>
-        <w:rPr>
-          <w:lang w:val="en-NG"/>
-        </w:rPr>
-        <w:t>Average Complaint Resolution Time</w:t>
-      </w:r>
-    </w:p>
-    <w:p>
-      <w:pPr>
-        <w:numPr>
-          <w:ilvl w:val="0"/>
-          <w:numId w:val="6"/>
-        </w:numPr>
-        <w:rPr>
-          <w:lang w:val="en-NG"/>
-        </w:rPr>
-      </w:pPr>
-      <w:r>
-        <w:rPr>
-          <w:lang w:val="en-NG"/>
-        </w:rPr>
-        <w:t>Digital Banking Adoption Rate</w:t>
-      </w:r>
-    </w:p>
-    <w:p>
-      <w:pPr>
-        <w:rPr>
-          <w:b/>
-          <w:bCs/>
-          <w:lang w:val="en-NG"/>
-        </w:rPr>
-      </w:pPr>
-      <w:r>
-        <w:rPr>
-          <w:b/>
-          <w:bCs/>
-          <w:lang w:val="en-NG"/>
-        </w:rPr>
-        <w:t xml:space="preserve">Executive </w:t>
-      </w:r>
-      <w:proofErr w:type="spellStart"/>
-      <w:r>
-        <w:rPr>
-          <w:b/>
-          <w:bCs/>
-          <w:lang w:val="en-NG"/>
-        </w:rPr>
-        <w:t>KPIs</w:t>
-      </w:r>
-      <w:proofErr w:type="spellEnd"/>
-    </w:p>
-    <w:p>
-      <w:pPr>
-        <w:numPr>
-          <w:ilvl w:val="0"/>
-          <w:numId w:val="7"/>
-        </w:numPr>
-        <w:rPr>
-          <w:lang w:val="en-NG"/>
-        </w:rPr>
-      </w:pPr>
-      <w:r>
-        <w:rPr>
-          <w:lang w:val="en-NG"/>
-        </w:rPr>
-        <w:t>Overall Bank Health Score</w:t>
-      </w:r>
-    </w:p>
-    <w:p>
-      <w:pPr>
-        <w:numPr>
-          <w:ilvl w:val="0"/>
-          <w:numId w:val="7"/>
-        </w:numPr>
-        <w:rPr>
-          <w:lang w:val="en-NG"/>
-        </w:rPr>
-      </w:pPr>
-      <w:r>
-        <w:rPr>
-          <w:lang w:val="en-NG"/>
-        </w:rPr>
-        <w:t>Total High-Risk Alerts</w:t>
-      </w:r>
-    </w:p>
-    <w:p>
-      <w:pPr>
-        <w:numPr>
-          <w:ilvl w:val="0"/>
-          <w:numId w:val="7"/>
-        </w:numPr>
-        <w:rPr>
-          <w:lang w:val="en-NG"/>
-        </w:rPr>
-      </w:pPr>
-      <w:r>
-        <w:rPr>
-          <w:lang w:val="en-NG"/>
-        </w:rPr>
-        <w:t>Recommended Interventions</w:t>
+        <w:t>.</w:t>
+      </w:r>
+    </w:p>
+    <w:p>
+      <w:pPr>
+        <w:numPr>
+          <w:ilvl w:val="0"/>
+          <w:numId w:val="2"/>
+        </w:numPr>
+      </w:pPr>
+      <w:r>
+        <w:t>Provide management with a centralized executive dashboard for proactive decision-making.</w:t>
+      </w:r>
+    </w:p>
+    <w:p>
+      <w:pPr>
+        <w:numPr>
+          <w:ilvl w:val="0"/>
+          <w:numId w:val="2"/>
+        </w:numPr>
+      </w:pPr>
+      <w:r>
+        <w:t>Recommend actionable interventions for customers, branches and loans identified as high risk.</w:t>
       </w:r>
     </w:p>
     <w:p/>
     <w:p/>
     <w:p>
-      <w:pPr>
-        <w:rPr>
-          <w:lang w:val="en-NG"/>
-        </w:rPr>
-      </w:pPr>
-      <w:r>
-        <w:rPr>
-          <w:lang w:val="en-NG"/>
-        </w:rPr>
-        <w:pict w14:anchorId="685C8BBF">
-          <v:rect id="_x0000_i1059" style="width:0;height:1.5pt" o:hralign="center" o:hrstd="t" o:hr="t" fillcolor="#a0a0a0" stroked="f"/>
+      <w:r>
+        <w:pict w14:anchorId="0998AA5A">
+          <v:rect id="_x0000_i1031" style="width:0;height:1.5pt" o:hralign="center" o:hrstd="t" o:hr="t" fillcolor="#a0a0a0" stroked="f"/>
         </w:pict>
       </w:r>
     </w:p>
@@ -1466,416 +698,389 @@
         <w:rPr>
           <w:b/>
           <w:bCs/>
-          <w:lang w:val="en-NG"/>
-        </w:rPr>
-      </w:pPr>
-      <w:r>
-        <w:rPr>
-          <w:b/>
-          <w:bCs/>
-          <w:lang w:val="en-NG"/>
-        </w:rPr>
-        <w:t>Project Scope</w:t>
-      </w:r>
-    </w:p>
-    <w:p>
-      <w:pPr>
-        <w:rPr>
-          <w:b/>
-          <w:bCs/>
-          <w:lang w:val="en-NG"/>
-        </w:rPr>
-      </w:pPr>
-      <w:r>
-        <w:rPr>
-          <w:b/>
-          <w:bCs/>
-          <w:lang w:val="en-NG"/>
-        </w:rPr>
-        <w:t>In Scope</w:t>
-      </w:r>
-    </w:p>
-    <w:p>
-      <w:pPr>
-        <w:rPr>
-          <w:lang w:val="en-NG"/>
-        </w:rPr>
-      </w:pPr>
-      <w:r>
-        <w:rPr>
-          <w:lang w:val="en-NG"/>
-        </w:rPr>
-        <w:t>The Enterprise Banking Intelligence &amp; Early Warning Platform will include the following capabilities:</w:t>
-      </w:r>
-    </w:p>
-    <w:p>
-      <w:pPr>
-        <w:numPr>
-          <w:ilvl w:val="0"/>
-          <w:numId w:val="8"/>
-        </w:numPr>
-        <w:rPr>
-          <w:lang w:val="en-NG"/>
-        </w:rPr>
-      </w:pPr>
-      <w:r>
-        <w:rPr>
-          <w:lang w:val="en-NG"/>
-        </w:rPr>
-        <w:t>Customer analytics and segmentation</w:t>
-      </w:r>
-    </w:p>
-    <w:p>
-      <w:pPr>
-        <w:numPr>
-          <w:ilvl w:val="0"/>
-          <w:numId w:val="8"/>
-        </w:numPr>
-        <w:rPr>
-          <w:lang w:val="en-NG"/>
-        </w:rPr>
-      </w:pPr>
-      <w:r>
-        <w:rPr>
-          <w:lang w:val="en-NG"/>
-        </w:rPr>
-        <w:t>Customer attrition monitoring</w:t>
-      </w:r>
-    </w:p>
-    <w:p>
-      <w:pPr>
-        <w:numPr>
-          <w:ilvl w:val="0"/>
-          <w:numId w:val="8"/>
-        </w:numPr>
-        <w:rPr>
-          <w:lang w:val="en-NG"/>
-        </w:rPr>
-      </w:pPr>
-      <w:r>
-        <w:rPr>
-          <w:lang w:val="en-NG"/>
-        </w:rPr>
-        <w:t>Dormant account identification</w:t>
-      </w:r>
-    </w:p>
-    <w:p>
-      <w:pPr>
-        <w:numPr>
-          <w:ilvl w:val="0"/>
-          <w:numId w:val="8"/>
-        </w:numPr>
-        <w:rPr>
-          <w:lang w:val="en-NG"/>
-        </w:rPr>
-      </w:pPr>
-      <w:r>
-        <w:rPr>
-          <w:lang w:val="en-NG"/>
-        </w:rPr>
-        <w:t>Loan portfolio monitoring</w:t>
-      </w:r>
-    </w:p>
-    <w:p>
-      <w:pPr>
-        <w:numPr>
-          <w:ilvl w:val="0"/>
-          <w:numId w:val="8"/>
-        </w:numPr>
-        <w:rPr>
-          <w:lang w:val="en-NG"/>
-        </w:rPr>
-      </w:pPr>
-      <w:r>
-        <w:rPr>
-          <w:lang w:val="en-NG"/>
-        </w:rPr>
-        <w:t>Loan default risk analysis</w:t>
-      </w:r>
-    </w:p>
-    <w:p>
-      <w:pPr>
-        <w:numPr>
-          <w:ilvl w:val="0"/>
-          <w:numId w:val="8"/>
-        </w:numPr>
-        <w:rPr>
-          <w:lang w:val="en-NG"/>
-        </w:rPr>
-      </w:pPr>
-      <w:r>
-        <w:rPr>
-          <w:lang w:val="en-NG"/>
-        </w:rPr>
-        <w:t>Branch performance monitoring</w:t>
-      </w:r>
-    </w:p>
-    <w:p>
-      <w:pPr>
-        <w:numPr>
-          <w:ilvl w:val="0"/>
-          <w:numId w:val="8"/>
-        </w:numPr>
-        <w:rPr>
-          <w:lang w:val="en-NG"/>
-        </w:rPr>
-      </w:pPr>
-      <w:r>
-        <w:rPr>
-          <w:lang w:val="en-NG"/>
-        </w:rPr>
-        <w:t>Deposit trend analysis</w:t>
-      </w:r>
-    </w:p>
-    <w:p>
-      <w:pPr>
-        <w:numPr>
-          <w:ilvl w:val="0"/>
-          <w:numId w:val="8"/>
-        </w:numPr>
-        <w:rPr>
-          <w:lang w:val="en-NG"/>
-        </w:rPr>
-      </w:pPr>
-      <w:r>
-        <w:rPr>
-          <w:lang w:val="en-NG"/>
-        </w:rPr>
-        <w:t>Customer complaint analytics</w:t>
-      </w:r>
-    </w:p>
-    <w:p>
-      <w:pPr>
-        <w:numPr>
-          <w:ilvl w:val="0"/>
-          <w:numId w:val="8"/>
-        </w:numPr>
-        <w:rPr>
-          <w:lang w:val="en-NG"/>
-        </w:rPr>
-      </w:pPr>
-      <w:r>
-        <w:rPr>
-          <w:lang w:val="en-NG"/>
-        </w:rPr>
-        <w:t>Executive performance dashboard</w:t>
-      </w:r>
-    </w:p>
-    <w:p>
-      <w:pPr>
-        <w:numPr>
-          <w:ilvl w:val="0"/>
-          <w:numId w:val="8"/>
-        </w:numPr>
-        <w:rPr>
-          <w:lang w:val="en-NG"/>
-        </w:rPr>
-      </w:pPr>
-      <w:r>
-        <w:rPr>
-          <w:lang w:val="en-NG"/>
-        </w:rPr>
-        <w:t>Early warning alert centre</w:t>
-      </w:r>
-    </w:p>
-    <w:p>
-      <w:pPr>
-        <w:numPr>
-          <w:ilvl w:val="0"/>
-          <w:numId w:val="8"/>
-        </w:numPr>
-        <w:rPr>
-          <w:lang w:val="en-NG"/>
-        </w:rPr>
-      </w:pPr>
-      <w:r>
-        <w:rPr>
-          <w:lang w:val="en-NG"/>
-        </w:rPr>
-        <w:t>Actionable business recommendations</w:t>
-      </w:r>
-    </w:p>
-    <w:p>
-      <w:pPr>
-        <w:rPr>
-          <w:b/>
-          <w:bCs/>
-          <w:lang w:val="en-NG"/>
-        </w:rPr>
-      </w:pPr>
-      <w:r>
-        <w:rPr>
-          <w:b/>
-          <w:bCs/>
-          <w:lang w:val="en-NG"/>
-        </w:rPr>
-        <w:t>Out of Scope</w:t>
-      </w:r>
-    </w:p>
-    <w:p>
-      <w:pPr>
-        <w:rPr>
-          <w:lang w:val="en-NG"/>
-        </w:rPr>
-      </w:pPr>
-      <w:r>
-        <w:rPr>
-          <w:lang w:val="en-NG"/>
-        </w:rPr>
-        <w:t>The following areas are not included in the current project phase:</w:t>
-      </w:r>
-    </w:p>
-    <w:p>
-      <w:pPr>
-        <w:numPr>
-          <w:ilvl w:val="0"/>
-          <w:numId w:val="9"/>
-        </w:numPr>
-        <w:rPr>
-          <w:lang w:val="en-NG"/>
-        </w:rPr>
-      </w:pPr>
-      <w:r>
-        <w:rPr>
-          <w:lang w:val="en-NG"/>
-        </w:rPr>
-        <w:t>Fraud detection</w:t>
-      </w:r>
-    </w:p>
-    <w:p>
-      <w:pPr>
-        <w:numPr>
-          <w:ilvl w:val="0"/>
-          <w:numId w:val="9"/>
-        </w:numPr>
-        <w:rPr>
-          <w:lang w:val="en-NG"/>
-        </w:rPr>
-      </w:pPr>
-      <w:r>
-        <w:rPr>
-          <w:lang w:val="en-NG"/>
+        </w:rPr>
+      </w:pPr>
+      <w:r>
+        <w:rPr>
+          <w:b/>
+          <w:bCs/>
+        </w:rPr>
+        <w:t>Key Performance Indicators (</w:t>
+      </w:r>
+      <w:proofErr w:type="spellStart"/>
+      <w:r>
+        <w:rPr>
+          <w:b/>
+          <w:bCs/>
+        </w:rPr>
+        <w:t>KPIs</w:t>
+      </w:r>
+      <w:proofErr w:type="spellEnd"/>
+      <w:r>
+        <w:rPr>
+          <w:b/>
+          <w:bCs/>
+        </w:rPr>
+        <w:t>)</w:t>
+      </w:r>
+    </w:p>
+    <w:p>
+      <w:r>
+        <w:t xml:space="preserve">The platform will monitor the following </w:t>
+      </w:r>
+      <w:proofErr w:type="spellStart"/>
+      <w:r>
+        <w:t>KPIs</w:t>
+      </w:r>
+      <w:proofErr w:type="spellEnd"/>
+      <w:r>
+        <w:t>:</w:t>
+      </w:r>
+    </w:p>
+    <w:p>
+      <w:pPr>
+        <w:rPr>
+          <w:b/>
+          <w:bCs/>
+        </w:rPr>
+      </w:pPr>
+      <w:r>
+        <w:rPr>
+          <w:b/>
+          <w:bCs/>
+        </w:rPr>
+        <w:t xml:space="preserve">Customer </w:t>
+      </w:r>
+      <w:proofErr w:type="spellStart"/>
+      <w:r>
+        <w:rPr>
+          <w:b/>
+          <w:bCs/>
+        </w:rPr>
+        <w:t>KPIs</w:t>
+      </w:r>
+      <w:proofErr w:type="spellEnd"/>
+    </w:p>
+    <w:p>
+      <w:pPr>
+        <w:numPr>
+          <w:ilvl w:val="0"/>
+          <w:numId w:val="3"/>
+        </w:numPr>
+      </w:pPr>
+      <w:r>
+        <w:t>Total Customers</w:t>
+      </w:r>
+    </w:p>
+    <w:p>
+      <w:pPr>
+        <w:numPr>
+          <w:ilvl w:val="0"/>
+          <w:numId w:val="3"/>
+        </w:numPr>
+      </w:pPr>
+      <w:r>
+        <w:t>Active Customers</w:t>
+      </w:r>
+    </w:p>
+    <w:p>
+      <w:pPr>
+        <w:numPr>
+          <w:ilvl w:val="0"/>
+          <w:numId w:val="3"/>
+        </w:numPr>
+      </w:pPr>
+      <w:r>
+        <w:t>Dormant Customers</w:t>
+      </w:r>
+    </w:p>
+    <w:p>
+      <w:pPr>
+        <w:numPr>
+          <w:ilvl w:val="0"/>
+          <w:numId w:val="3"/>
+        </w:numPr>
+      </w:pPr>
+      <w:r>
+        <w:t>Customers At Risk</w:t>
+      </w:r>
+    </w:p>
+    <w:p>
+      <w:pPr>
+        <w:numPr>
+          <w:ilvl w:val="0"/>
+          <w:numId w:val="3"/>
+        </w:numPr>
+      </w:pPr>
+      <w:r>
+        <w:t>Customer Attrition Rate</w:t>
+      </w:r>
+    </w:p>
+    <w:p>
+      <w:pPr>
+        <w:rPr>
+          <w:b/>
+          <w:bCs/>
+        </w:rPr>
+      </w:pPr>
+      <w:r>
+        <w:rPr>
+          <w:b/>
+          <w:bCs/>
+        </w:rPr>
+        <w:t xml:space="preserve">Loan </w:t>
+      </w:r>
+      <w:proofErr w:type="spellStart"/>
+      <w:r>
+        <w:rPr>
+          <w:b/>
+          <w:bCs/>
+        </w:rPr>
+        <w:t>KPIs</w:t>
+      </w:r>
+      <w:proofErr w:type="spellEnd"/>
+    </w:p>
+    <w:p>
+      <w:pPr>
+        <w:numPr>
+          <w:ilvl w:val="0"/>
+          <w:numId w:val="4"/>
+        </w:numPr>
+      </w:pPr>
+      <w:r>
+        <w:t>Total Loans</w:t>
+      </w:r>
+    </w:p>
+    <w:p>
+      <w:pPr>
+        <w:numPr>
+          <w:ilvl w:val="0"/>
+          <w:numId w:val="4"/>
+        </w:numPr>
+      </w:pPr>
+      <w:r>
+        <w:t>Outstanding Loan Value</w:t>
+      </w:r>
+    </w:p>
+    <w:p>
+      <w:pPr>
+        <w:numPr>
+          <w:ilvl w:val="0"/>
+          <w:numId w:val="4"/>
+        </w:numPr>
+      </w:pPr>
+      <w:r>
+        <w:t>Delinquent Loans</w:t>
+      </w:r>
+    </w:p>
+    <w:p>
+      <w:pPr>
+        <w:numPr>
+          <w:ilvl w:val="0"/>
+          <w:numId w:val="4"/>
+        </w:numPr>
+      </w:pPr>
+      <w:r>
+        <w:t>Loan Default Risk Score</w:t>
+      </w:r>
+    </w:p>
+    <w:p>
+      <w:pPr>
+        <w:rPr>
+          <w:b/>
+          <w:bCs/>
+        </w:rPr>
+      </w:pPr>
+    </w:p>
+    <w:p>
+      <w:pPr>
+        <w:rPr>
+          <w:b/>
+          <w:bCs/>
+        </w:rPr>
+      </w:pPr>
+      <w:r>
+        <w:rPr>
+          <w:b/>
+          <w:bCs/>
         </w:rPr>
         <w:lastRenderedPageBreak/>
-        <w:t>ATM monitoring</w:t>
-      </w:r>
-    </w:p>
-    <w:p>
-      <w:pPr>
-        <w:numPr>
-          <w:ilvl w:val="0"/>
-          <w:numId w:val="9"/>
-        </w:numPr>
-        <w:rPr>
-          <w:lang w:val="en-NG"/>
-        </w:rPr>
-      </w:pPr>
-      <w:r>
-        <w:rPr>
-          <w:lang w:val="en-NG"/>
-        </w:rPr>
-        <w:t>Treasury operations</w:t>
-      </w:r>
-    </w:p>
-    <w:p>
-      <w:pPr>
-        <w:numPr>
-          <w:ilvl w:val="0"/>
-          <w:numId w:val="9"/>
-        </w:numPr>
-        <w:rPr>
-          <w:lang w:val="en-NG"/>
-        </w:rPr>
-      </w:pPr>
-      <w:r>
-        <w:rPr>
-          <w:lang w:val="en-NG"/>
-        </w:rPr>
-        <w:t>Human Resources analytics</w:t>
-      </w:r>
-    </w:p>
-    <w:p>
-      <w:pPr>
-        <w:numPr>
-          <w:ilvl w:val="0"/>
-          <w:numId w:val="9"/>
-        </w:numPr>
-        <w:rPr>
-          <w:lang w:val="en-NG"/>
-        </w:rPr>
-      </w:pPr>
-      <w:r>
-        <w:rPr>
-          <w:lang w:val="en-NG"/>
-        </w:rPr>
-        <w:t>Foreign exchange analytics</w:t>
-      </w:r>
-    </w:p>
-    <w:p>
-      <w:pPr>
-        <w:numPr>
-          <w:ilvl w:val="0"/>
-          <w:numId w:val="9"/>
-        </w:numPr>
-        <w:rPr>
-          <w:lang w:val="en-NG"/>
-        </w:rPr>
-      </w:pPr>
-      <w:r>
-        <w:rPr>
-          <w:lang w:val="en-NG"/>
-        </w:rPr>
-        <w:t>Internet and mobile banking transaction processing</w:t>
-      </w:r>
-    </w:p>
-    <w:p>
-      <w:pPr>
-        <w:numPr>
-          <w:ilvl w:val="0"/>
-          <w:numId w:val="9"/>
-        </w:numPr>
-        <w:rPr>
-          <w:lang w:val="en-NG"/>
-        </w:rPr>
-      </w:pPr>
-      <w:r>
-        <w:rPr>
-          <w:lang w:val="en-NG"/>
-        </w:rPr>
-        <w:t>Live integration with banking systems</w:t>
-      </w:r>
-    </w:p>
-    <w:p>
-      <w:pPr>
-        <w:numPr>
-          <w:ilvl w:val="0"/>
-          <w:numId w:val="9"/>
-        </w:numPr>
-        <w:rPr>
-          <w:lang w:val="en-NG"/>
-        </w:rPr>
-      </w:pPr>
-      <w:r>
-        <w:rPr>
-          <w:lang w:val="en-NG"/>
-        </w:rPr>
-        <w:t>Machine Learning prediction models</w:t>
+        <w:t xml:space="preserve">Branch </w:t>
+      </w:r>
+      <w:proofErr w:type="spellStart"/>
+      <w:r>
+        <w:rPr>
+          <w:b/>
+          <w:bCs/>
+        </w:rPr>
+        <w:t>KPIs</w:t>
+      </w:r>
+      <w:proofErr w:type="spellEnd"/>
+    </w:p>
+    <w:p>
+      <w:pPr>
+        <w:numPr>
+          <w:ilvl w:val="0"/>
+          <w:numId w:val="5"/>
+        </w:numPr>
+      </w:pPr>
+      <w:r>
+        <w:t>Total Deposits</w:t>
+      </w:r>
+    </w:p>
+    <w:p>
+      <w:pPr>
+        <w:numPr>
+          <w:ilvl w:val="0"/>
+          <w:numId w:val="5"/>
+        </w:numPr>
+      </w:pPr>
+      <w:r>
+        <w:t>Deposit Growth Rate</w:t>
+      </w:r>
+    </w:p>
+    <w:p>
+      <w:pPr>
+        <w:numPr>
+          <w:ilvl w:val="0"/>
+          <w:numId w:val="5"/>
+        </w:numPr>
+      </w:pPr>
+      <w:r>
+        <w:t>Branch Performance Score</w:t>
+      </w:r>
+    </w:p>
+    <w:p>
+      <w:pPr>
+        <w:numPr>
+          <w:ilvl w:val="0"/>
+          <w:numId w:val="5"/>
+        </w:numPr>
+      </w:pPr>
+      <w:r>
+        <w:t>Branch Risk Score</w:t>
+      </w:r>
+    </w:p>
+    <w:p>
+      <w:pPr>
+        <w:rPr>
+          <w:b/>
+          <w:bCs/>
+        </w:rPr>
+      </w:pPr>
+      <w:r>
+        <w:rPr>
+          <w:b/>
+          <w:bCs/>
+        </w:rPr>
+        <w:t xml:space="preserve">Operational </w:t>
+      </w:r>
+      <w:proofErr w:type="spellStart"/>
+      <w:r>
+        <w:rPr>
+          <w:b/>
+          <w:bCs/>
+        </w:rPr>
+        <w:t>KPIs</w:t>
+      </w:r>
+      <w:proofErr w:type="spellEnd"/>
+    </w:p>
+    <w:p>
+      <w:pPr>
+        <w:numPr>
+          <w:ilvl w:val="0"/>
+          <w:numId w:val="6"/>
+        </w:numPr>
+      </w:pPr>
+      <w:r>
+        <w:t>Number of Customer Complaints</w:t>
+      </w:r>
+    </w:p>
+    <w:p>
+      <w:pPr>
+        <w:numPr>
+          <w:ilvl w:val="0"/>
+          <w:numId w:val="6"/>
+        </w:numPr>
+      </w:pPr>
+      <w:r>
+        <w:t>Average Complaint Resolution Time</w:t>
+      </w:r>
+    </w:p>
+    <w:p>
+      <w:pPr>
+        <w:numPr>
+          <w:ilvl w:val="0"/>
+          <w:numId w:val="6"/>
+        </w:numPr>
+      </w:pPr>
+      <w:r>
+        <w:t>Digital Banking Adoption Rate</w:t>
+      </w:r>
+    </w:p>
+    <w:p>
+      <w:pPr>
+        <w:rPr>
+          <w:b/>
+          <w:bCs/>
+        </w:rPr>
+      </w:pPr>
+      <w:r>
+        <w:rPr>
+          <w:b/>
+          <w:bCs/>
+        </w:rPr>
+        <w:t xml:space="preserve">Executive </w:t>
+      </w:r>
+      <w:proofErr w:type="spellStart"/>
+      <w:r>
+        <w:rPr>
+          <w:b/>
+          <w:bCs/>
+        </w:rPr>
+        <w:t>KPIs</w:t>
+      </w:r>
+      <w:proofErr w:type="spellEnd"/>
+    </w:p>
+    <w:p>
+      <w:pPr>
+        <w:numPr>
+          <w:ilvl w:val="0"/>
+          <w:numId w:val="7"/>
+        </w:numPr>
+      </w:pPr>
+      <w:r>
+        <w:t>Overall Bank Health Score</w:t>
+      </w:r>
+    </w:p>
+    <w:p>
+      <w:pPr>
+        <w:numPr>
+          <w:ilvl w:val="0"/>
+          <w:numId w:val="7"/>
+        </w:numPr>
+      </w:pPr>
+      <w:r>
+        <w:t>Total High-Risk Alerts</w:t>
+      </w:r>
+    </w:p>
+    <w:p>
+      <w:pPr>
+        <w:numPr>
+          <w:ilvl w:val="0"/>
+          <w:numId w:val="7"/>
+        </w:numPr>
+      </w:pPr>
+      <w:r>
+        <w:t>Recommended Interventions</w:t>
       </w:r>
     </w:p>
     <w:p/>
     <w:p/>
     <w:p>
-      <w:pPr>
-        <w:rPr>
-          <w:lang w:val="en-NG"/>
-        </w:rPr>
-      </w:pPr>
-      <w:r>
-        <w:rPr>
-          <w:lang w:val="en-NG"/>
-        </w:rPr>
-        <w:pict w14:anchorId="06B65BD8">
-          <v:rect id="_x0000_i1067" style="width:0;height:1.5pt" o:hralign="center" o:hrstd="t" o:hr="t" fillcolor="#a0a0a0" stroked="f"/>
+      <w:r>
+        <w:pict w14:anchorId="685C8BBF">
+          <v:rect id="_x0000_i1032" style="width:0;height:1.5pt" o:hralign="center" o:hrstd="t" o:hr="t" fillcolor="#a0a0a0" stroked="f"/>
         </w:pict>
       </w:r>
     </w:p>
@@ -1884,335 +1089,513 @@
         <w:rPr>
           <w:b/>
           <w:bCs/>
-          <w:lang w:val="en-NG"/>
-        </w:rPr>
-      </w:pPr>
-      <w:r>
-        <w:rPr>
-          <w:b/>
-          <w:bCs/>
-          <w:lang w:val="en-NG"/>
-        </w:rPr>
-        <w:t>Business Questions</w:t>
-      </w:r>
-    </w:p>
-    <w:p>
-      <w:pPr>
-        <w:rPr>
-          <w:lang w:val="en-NG"/>
-        </w:rPr>
-      </w:pPr>
-      <w:r>
-        <w:rPr>
-          <w:lang w:val="en-NG"/>
-        </w:rPr>
-        <w:t>The platform must provide answers to the following business questions.</w:t>
-      </w:r>
-    </w:p>
-    <w:p>
-      <w:pPr>
-        <w:rPr>
-          <w:b/>
-          <w:bCs/>
-          <w:lang w:val="en-NG"/>
-        </w:rPr>
-      </w:pPr>
-      <w:r>
-        <w:rPr>
-          <w:b/>
-          <w:bCs/>
-          <w:lang w:val="en-NG"/>
-        </w:rPr>
-        <w:t>Customer Intelligence</w:t>
-      </w:r>
-    </w:p>
-    <w:p>
-      <w:pPr>
-        <w:numPr>
-          <w:ilvl w:val="0"/>
-          <w:numId w:val="10"/>
-        </w:numPr>
-        <w:rPr>
-          <w:lang w:val="en-NG"/>
-        </w:rPr>
-      </w:pPr>
-      <w:r>
-        <w:rPr>
-          <w:lang w:val="en-NG"/>
-        </w:rPr>
-        <w:t>Which customers are most likely to become dormant?</w:t>
-      </w:r>
-    </w:p>
-    <w:p>
-      <w:pPr>
-        <w:numPr>
-          <w:ilvl w:val="0"/>
-          <w:numId w:val="10"/>
-        </w:numPr>
-        <w:rPr>
-          <w:lang w:val="en-NG"/>
-        </w:rPr>
-      </w:pPr>
-      <w:r>
-        <w:rPr>
-          <w:lang w:val="en-NG"/>
-        </w:rPr>
-        <w:t>Which customers show early signs of attrition?</w:t>
-      </w:r>
-    </w:p>
-    <w:p>
-      <w:pPr>
-        <w:numPr>
-          <w:ilvl w:val="0"/>
-          <w:numId w:val="10"/>
-        </w:numPr>
-        <w:rPr>
-          <w:lang w:val="en-NG"/>
-        </w:rPr>
-      </w:pPr>
-      <w:r>
-        <w:rPr>
-          <w:lang w:val="en-NG"/>
-        </w:rPr>
-        <w:t>Which customer segments generate the highest deposits?</w:t>
-      </w:r>
-    </w:p>
-    <w:p>
-      <w:pPr>
-        <w:numPr>
-          <w:ilvl w:val="0"/>
-          <w:numId w:val="10"/>
-        </w:numPr>
-        <w:rPr>
-          <w:lang w:val="en-NG"/>
-        </w:rPr>
-      </w:pPr>
-      <w:r>
-        <w:rPr>
-          <w:lang w:val="en-NG"/>
-        </w:rPr>
-        <w:t>Which high-value customers require immediate engagement?</w:t>
-      </w:r>
-    </w:p>
-    <w:p>
-      <w:pPr>
-        <w:rPr>
-          <w:b/>
-          <w:bCs/>
-          <w:lang w:val="en-NG"/>
-        </w:rPr>
-      </w:pPr>
-      <w:r>
-        <w:rPr>
-          <w:b/>
-          <w:bCs/>
-          <w:lang w:val="en-NG"/>
-        </w:rPr>
-        <w:t>Loan Intelligence</w:t>
-      </w:r>
-    </w:p>
-    <w:p>
-      <w:pPr>
-        <w:numPr>
-          <w:ilvl w:val="0"/>
-          <w:numId w:val="11"/>
-        </w:numPr>
-        <w:rPr>
-          <w:lang w:val="en-NG"/>
-        </w:rPr>
-      </w:pPr>
-      <w:r>
-        <w:rPr>
-          <w:lang w:val="en-NG"/>
-        </w:rPr>
-        <w:t>Which loans are at risk of default?</w:t>
-      </w:r>
-    </w:p>
-    <w:p>
-      <w:pPr>
-        <w:numPr>
-          <w:ilvl w:val="0"/>
-          <w:numId w:val="11"/>
-        </w:numPr>
-        <w:rPr>
-          <w:lang w:val="en-NG"/>
-        </w:rPr>
-      </w:pPr>
-      <w:r>
-        <w:rPr>
-          <w:lang w:val="en-NG"/>
-        </w:rPr>
-        <w:t>Which customers have overdue repayments?</w:t>
-      </w:r>
-    </w:p>
-    <w:p>
-      <w:pPr>
-        <w:numPr>
-          <w:ilvl w:val="0"/>
-          <w:numId w:val="11"/>
-        </w:numPr>
-        <w:rPr>
-          <w:lang w:val="en-NG"/>
-        </w:rPr>
-      </w:pPr>
-      <w:r>
-        <w:rPr>
-          <w:lang w:val="en-NG"/>
-        </w:rPr>
-        <w:t>Which loan products have the highest delinquency rate?</w:t>
-      </w:r>
-    </w:p>
-    <w:p>
-      <w:pPr>
-        <w:rPr>
-          <w:b/>
-          <w:bCs/>
-          <w:lang w:val="en-NG"/>
-        </w:rPr>
-      </w:pPr>
-      <w:r>
-        <w:rPr>
-          <w:b/>
-          <w:bCs/>
-          <w:lang w:val="en-NG"/>
-        </w:rPr>
-        <w:t>Branch Performance</w:t>
-      </w:r>
-    </w:p>
-    <w:p>
-      <w:pPr>
-        <w:numPr>
-          <w:ilvl w:val="0"/>
-          <w:numId w:val="12"/>
-        </w:numPr>
-        <w:rPr>
-          <w:lang w:val="en-NG"/>
-        </w:rPr>
-      </w:pPr>
-      <w:r>
-        <w:rPr>
-          <w:lang w:val="en-NG"/>
-        </w:rPr>
-        <w:t>Which branches are underperforming?</w:t>
-      </w:r>
-    </w:p>
-    <w:p>
-      <w:pPr>
-        <w:numPr>
-          <w:ilvl w:val="0"/>
-          <w:numId w:val="12"/>
-        </w:numPr>
-        <w:rPr>
-          <w:lang w:val="en-NG"/>
-        </w:rPr>
-      </w:pPr>
-      <w:r>
-        <w:rPr>
-          <w:lang w:val="en-NG"/>
-        </w:rPr>
-        <w:t>Which branches have declining deposit growth?</w:t>
-      </w:r>
-    </w:p>
-    <w:p>
-      <w:pPr>
-        <w:numPr>
-          <w:ilvl w:val="0"/>
-          <w:numId w:val="12"/>
-        </w:numPr>
-        <w:rPr>
-          <w:lang w:val="en-NG"/>
-        </w:rPr>
-      </w:pPr>
-      <w:r>
-        <w:rPr>
-          <w:lang w:val="en-NG"/>
-        </w:rPr>
-        <w:t>Which branches generate the highest customer complaints?</w:t>
-      </w:r>
-    </w:p>
-    <w:p>
-      <w:pPr>
-        <w:rPr>
-          <w:b/>
-          <w:bCs/>
-          <w:lang w:val="en-NG"/>
-        </w:rPr>
-      </w:pPr>
-      <w:r>
-        <w:rPr>
-          <w:b/>
-          <w:bCs/>
-          <w:lang w:val="en-NG"/>
-        </w:rPr>
-        <w:t>Executive Management</w:t>
-      </w:r>
-    </w:p>
-    <w:p>
-      <w:pPr>
-        <w:numPr>
-          <w:ilvl w:val="0"/>
-          <w:numId w:val="13"/>
-        </w:numPr>
-        <w:rPr>
-          <w:lang w:val="en-NG"/>
-        </w:rPr>
-      </w:pPr>
-      <w:r>
-        <w:rPr>
-          <w:lang w:val="en-NG"/>
-        </w:rPr>
-        <w:t>What is the current health of the bank?</w:t>
-      </w:r>
-    </w:p>
-    <w:p>
-      <w:pPr>
-        <w:numPr>
-          <w:ilvl w:val="0"/>
-          <w:numId w:val="13"/>
-        </w:numPr>
-        <w:rPr>
-          <w:lang w:val="en-NG"/>
-        </w:rPr>
-      </w:pPr>
-      <w:r>
-        <w:rPr>
-          <w:lang w:val="en-NG"/>
-        </w:rPr>
-        <w:t>What are the highest business risks today?</w:t>
-      </w:r>
-    </w:p>
-    <w:p>
-      <w:pPr>
-        <w:numPr>
-          <w:ilvl w:val="0"/>
-          <w:numId w:val="13"/>
-        </w:numPr>
-        <w:rPr>
-          <w:lang w:val="en-NG"/>
-        </w:rPr>
-      </w:pPr>
-      <w:r>
-        <w:rPr>
-          <w:lang w:val="en-NG"/>
-        </w:rPr>
+        </w:rPr>
+      </w:pPr>
+      <w:r>
+        <w:rPr>
+          <w:b/>
+          <w:bCs/>
+        </w:rPr>
+        <w:t>Project Scope</w:t>
+      </w:r>
+    </w:p>
+    <w:p>
+      <w:pPr>
+        <w:rPr>
+          <w:b/>
+          <w:bCs/>
+        </w:rPr>
+      </w:pPr>
+      <w:r>
+        <w:rPr>
+          <w:b/>
+          <w:bCs/>
+        </w:rPr>
+        <w:t>In Scope</w:t>
+      </w:r>
+    </w:p>
+    <w:p>
+      <w:r>
+        <w:t>The Enterprise Banking Intelligence &amp; Early Warning Platform will include the following capabilities:</w:t>
+      </w:r>
+    </w:p>
+    <w:p>
+      <w:pPr>
+        <w:numPr>
+          <w:ilvl w:val="0"/>
+          <w:numId w:val="8"/>
+        </w:numPr>
+      </w:pPr>
+      <w:r>
+        <w:t>Customer analytics and segmentation</w:t>
+      </w:r>
+    </w:p>
+    <w:p>
+      <w:pPr>
+        <w:numPr>
+          <w:ilvl w:val="0"/>
+          <w:numId w:val="8"/>
+        </w:numPr>
+      </w:pPr>
+      <w:r>
+        <w:t>Customer attrition monitoring</w:t>
+      </w:r>
+    </w:p>
+    <w:p>
+      <w:pPr>
+        <w:numPr>
+          <w:ilvl w:val="0"/>
+          <w:numId w:val="8"/>
+        </w:numPr>
+      </w:pPr>
+      <w:r>
+        <w:t>Dormant account identification</w:t>
+      </w:r>
+    </w:p>
+    <w:p>
+      <w:pPr>
+        <w:numPr>
+          <w:ilvl w:val="0"/>
+          <w:numId w:val="8"/>
+        </w:numPr>
+      </w:pPr>
+      <w:r>
+        <w:t>Loan portfolio monitoring</w:t>
+      </w:r>
+    </w:p>
+    <w:p>
+      <w:pPr>
+        <w:numPr>
+          <w:ilvl w:val="0"/>
+          <w:numId w:val="8"/>
+        </w:numPr>
+      </w:pPr>
+      <w:r>
+        <w:t>Loan default risk analysis</w:t>
+      </w:r>
+    </w:p>
+    <w:p>
+      <w:pPr>
+        <w:numPr>
+          <w:ilvl w:val="0"/>
+          <w:numId w:val="8"/>
+        </w:numPr>
+      </w:pPr>
+      <w:r>
+        <w:t>Branch performance monitoring</w:t>
+      </w:r>
+    </w:p>
+    <w:p>
+      <w:pPr>
+        <w:numPr>
+          <w:ilvl w:val="0"/>
+          <w:numId w:val="8"/>
+        </w:numPr>
+      </w:pPr>
+      <w:r>
+        <w:t>Deposit trend analysis</w:t>
+      </w:r>
+    </w:p>
+    <w:p>
+      <w:pPr>
+        <w:numPr>
+          <w:ilvl w:val="0"/>
+          <w:numId w:val="8"/>
+        </w:numPr>
+      </w:pPr>
+      <w:r>
+        <w:t>Customer complaint analytics</w:t>
+      </w:r>
+    </w:p>
+    <w:p>
+      <w:pPr>
+        <w:numPr>
+          <w:ilvl w:val="0"/>
+          <w:numId w:val="8"/>
+        </w:numPr>
+      </w:pPr>
+      <w:r>
         <w:lastRenderedPageBreak/>
-        <w:t>Which operational issues require immediate intervention?</w:t>
+        <w:t>Executive performance dashboard</w:t>
+      </w:r>
+    </w:p>
+    <w:p>
+      <w:pPr>
+        <w:numPr>
+          <w:ilvl w:val="0"/>
+          <w:numId w:val="8"/>
+        </w:numPr>
+      </w:pPr>
+      <w:r>
+        <w:t>Early warning alert centre</w:t>
+      </w:r>
+    </w:p>
+    <w:p>
+      <w:pPr>
+        <w:numPr>
+          <w:ilvl w:val="0"/>
+          <w:numId w:val="8"/>
+        </w:numPr>
+      </w:pPr>
+      <w:r>
+        <w:t>Actionable business recommendations</w:t>
+      </w:r>
+    </w:p>
+    <w:p>
+      <w:pPr>
+        <w:rPr>
+          <w:b/>
+          <w:bCs/>
+        </w:rPr>
+      </w:pPr>
+      <w:r>
+        <w:rPr>
+          <w:b/>
+          <w:bCs/>
+        </w:rPr>
+        <w:t>Out of Scope</w:t>
+      </w:r>
+    </w:p>
+    <w:p>
+      <w:r>
+        <w:t>The following areas are not included in the current project phase:</w:t>
+      </w:r>
+    </w:p>
+    <w:p>
+      <w:pPr>
+        <w:numPr>
+          <w:ilvl w:val="0"/>
+          <w:numId w:val="9"/>
+        </w:numPr>
+      </w:pPr>
+      <w:r>
+        <w:t>Fraud detection</w:t>
+      </w:r>
+    </w:p>
+    <w:p>
+      <w:pPr>
+        <w:numPr>
+          <w:ilvl w:val="0"/>
+          <w:numId w:val="9"/>
+        </w:numPr>
+      </w:pPr>
+      <w:r>
+        <w:t>ATM monitoring</w:t>
+      </w:r>
+    </w:p>
+    <w:p>
+      <w:pPr>
+        <w:numPr>
+          <w:ilvl w:val="0"/>
+          <w:numId w:val="9"/>
+        </w:numPr>
+      </w:pPr>
+      <w:r>
+        <w:t>Treasury operations</w:t>
+      </w:r>
+    </w:p>
+    <w:p>
+      <w:pPr>
+        <w:numPr>
+          <w:ilvl w:val="0"/>
+          <w:numId w:val="9"/>
+        </w:numPr>
+      </w:pPr>
+      <w:r>
+        <w:t>Human Resources analytics</w:t>
+      </w:r>
+    </w:p>
+    <w:p>
+      <w:pPr>
+        <w:numPr>
+          <w:ilvl w:val="0"/>
+          <w:numId w:val="9"/>
+        </w:numPr>
+      </w:pPr>
+      <w:r>
+        <w:t>Foreign exchange analytics</w:t>
+      </w:r>
+    </w:p>
+    <w:p>
+      <w:pPr>
+        <w:numPr>
+          <w:ilvl w:val="0"/>
+          <w:numId w:val="9"/>
+        </w:numPr>
+      </w:pPr>
+      <w:r>
+        <w:t>Internet and mobile banking transaction processing</w:t>
+      </w:r>
+    </w:p>
+    <w:p>
+      <w:pPr>
+        <w:numPr>
+          <w:ilvl w:val="0"/>
+          <w:numId w:val="9"/>
+        </w:numPr>
+      </w:pPr>
+      <w:r>
+        <w:t>Live integration with banking systems</w:t>
+      </w:r>
+    </w:p>
+    <w:p>
+      <w:pPr>
+        <w:numPr>
+          <w:ilvl w:val="0"/>
+          <w:numId w:val="9"/>
+        </w:numPr>
+      </w:pPr>
+      <w:r>
+        <w:t>Machine Learning prediction models</w:t>
       </w:r>
     </w:p>
     <w:p/>
     <w:p/>
     <w:p>
-      <w:pPr>
-        <w:rPr>
-          <w:lang w:val="en-NG"/>
-        </w:rPr>
-      </w:pPr>
-      <w:r>
-        <w:rPr>
-          <w:lang w:val="en-NG"/>
-        </w:rPr>
+      <w:r>
+        <w:pict w14:anchorId="06B65BD8">
+          <v:rect id="_x0000_i1033" style="width:0;height:1.5pt" o:hralign="center" o:hrstd="t" o:hr="t" fillcolor="#a0a0a0" stroked="f"/>
+        </w:pict>
+      </w:r>
+    </w:p>
+    <w:p>
+      <w:pPr>
+        <w:rPr>
+          <w:b/>
+          <w:bCs/>
+        </w:rPr>
+      </w:pPr>
+      <w:r>
+        <w:rPr>
+          <w:b/>
+          <w:bCs/>
+        </w:rPr>
+        <w:t>Business Questions</w:t>
+      </w:r>
+    </w:p>
+    <w:p>
+      <w:r>
+        <w:t>The platform must provide answers to the following business questions.</w:t>
+      </w:r>
+    </w:p>
+    <w:p>
+      <w:pPr>
+        <w:rPr>
+          <w:b/>
+          <w:bCs/>
+        </w:rPr>
+      </w:pPr>
+      <w:r>
+        <w:rPr>
+          <w:b/>
+          <w:bCs/>
+        </w:rPr>
+        <w:t>Customer Intelligence</w:t>
+      </w:r>
+    </w:p>
+    <w:p>
+      <w:pPr>
+        <w:numPr>
+          <w:ilvl w:val="0"/>
+          <w:numId w:val="10"/>
+        </w:numPr>
+      </w:pPr>
+      <w:r>
+        <w:t>Which customers are most likely to become dormant?</w:t>
+      </w:r>
+    </w:p>
+    <w:p>
+      <w:pPr>
+        <w:numPr>
+          <w:ilvl w:val="0"/>
+          <w:numId w:val="10"/>
+        </w:numPr>
+      </w:pPr>
+      <w:r>
+        <w:t>Which customers show early signs of attrition?</w:t>
+      </w:r>
+    </w:p>
+    <w:p>
+      <w:pPr>
+        <w:numPr>
+          <w:ilvl w:val="0"/>
+          <w:numId w:val="10"/>
+        </w:numPr>
+      </w:pPr>
+      <w:r>
+        <w:t>Which customer segments generate the highest deposits?</w:t>
+      </w:r>
+    </w:p>
+    <w:p>
+      <w:pPr>
+        <w:numPr>
+          <w:ilvl w:val="0"/>
+          <w:numId w:val="10"/>
+        </w:numPr>
+      </w:pPr>
+      <w:r>
+        <w:t>Which high-value customers require immediate engagement?</w:t>
+      </w:r>
+    </w:p>
+    <w:p>
+      <w:pPr>
+        <w:rPr>
+          <w:b/>
+          <w:bCs/>
+        </w:rPr>
+      </w:pPr>
+      <w:r>
+        <w:rPr>
+          <w:b/>
+          <w:bCs/>
+        </w:rPr>
+        <w:t>Loan Intelligence</w:t>
+      </w:r>
+    </w:p>
+    <w:p>
+      <w:pPr>
+        <w:numPr>
+          <w:ilvl w:val="0"/>
+          <w:numId w:val="11"/>
+        </w:numPr>
+      </w:pPr>
+      <w:r>
+        <w:t>Which loans are at risk of default?</w:t>
+      </w:r>
+    </w:p>
+    <w:p>
+      <w:pPr>
+        <w:numPr>
+          <w:ilvl w:val="0"/>
+          <w:numId w:val="11"/>
+        </w:numPr>
+      </w:pPr>
+      <w:r>
+        <w:t>Which customers have overdue repayments?</w:t>
+      </w:r>
+    </w:p>
+    <w:p>
+      <w:pPr>
+        <w:numPr>
+          <w:ilvl w:val="0"/>
+          <w:numId w:val="11"/>
+        </w:numPr>
+      </w:pPr>
+      <w:r>
+        <w:t>Which loan products have the highest delinquency rate?</w:t>
+      </w:r>
+    </w:p>
+    <w:p>
+      <w:pPr>
+        <w:rPr>
+          <w:b/>
+          <w:bCs/>
+        </w:rPr>
+      </w:pPr>
+    </w:p>
+    <w:p>
+      <w:pPr>
+        <w:rPr>
+          <w:b/>
+          <w:bCs/>
+        </w:rPr>
+      </w:pPr>
+      <w:r>
+        <w:rPr>
+          <w:b/>
+          <w:bCs/>
+        </w:rPr>
+        <w:lastRenderedPageBreak/>
+        <w:t>Branch Performance</w:t>
+      </w:r>
+    </w:p>
+    <w:p>
+      <w:pPr>
+        <w:numPr>
+          <w:ilvl w:val="0"/>
+          <w:numId w:val="12"/>
+        </w:numPr>
+      </w:pPr>
+      <w:r>
+        <w:t>Which branches are underperforming?</w:t>
+      </w:r>
+    </w:p>
+    <w:p>
+      <w:pPr>
+        <w:numPr>
+          <w:ilvl w:val="0"/>
+          <w:numId w:val="12"/>
+        </w:numPr>
+      </w:pPr>
+      <w:r>
+        <w:t>Which branches have declining deposit growth?</w:t>
+      </w:r>
+    </w:p>
+    <w:p>
+      <w:pPr>
+        <w:numPr>
+          <w:ilvl w:val="0"/>
+          <w:numId w:val="12"/>
+        </w:numPr>
+      </w:pPr>
+      <w:r>
+        <w:t>Which branches generate the highest customer complaints?</w:t>
+      </w:r>
+    </w:p>
+    <w:p>
+      <w:pPr>
+        <w:rPr>
+          <w:b/>
+          <w:bCs/>
+        </w:rPr>
+      </w:pPr>
+      <w:r>
+        <w:rPr>
+          <w:b/>
+          <w:bCs/>
+        </w:rPr>
+        <w:t>Executive Management</w:t>
+      </w:r>
+    </w:p>
+    <w:p>
+      <w:pPr>
+        <w:numPr>
+          <w:ilvl w:val="0"/>
+          <w:numId w:val="13"/>
+        </w:numPr>
+      </w:pPr>
+      <w:r>
+        <w:t>What is the current health of the bank?</w:t>
+      </w:r>
+    </w:p>
+    <w:p>
+      <w:pPr>
+        <w:numPr>
+          <w:ilvl w:val="0"/>
+          <w:numId w:val="13"/>
+        </w:numPr>
+      </w:pPr>
+      <w:r>
+        <w:t>What are the highest business risks today?</w:t>
+      </w:r>
+    </w:p>
+    <w:p>
+      <w:pPr>
+        <w:numPr>
+          <w:ilvl w:val="0"/>
+          <w:numId w:val="13"/>
+        </w:numPr>
+      </w:pPr>
+      <w:r>
+        <w:t>Which operational issues require immediate intervention?</w:t>
+      </w:r>
+    </w:p>
+    <w:p/>
+    <w:p/>
+    <w:p>
+      <w:r>
         <w:pict w14:anchorId="5802E003">
-          <v:rect id="_x0000_i1075" style="width:0;height:1.5pt" o:hralign="center" o:hrstd="t" o:hr="t" fillcolor="#a0a0a0" stroked="f"/>
+          <v:rect id="_x0000_i1034" style="width:0;height:1.5pt" o:hralign="center" o:hrstd="t" o:hr="t" fillcolor="#a0a0a0" stroked="f"/>
         </w:pict>
       </w:r>
     </w:p>
@@ -2221,28 +1604,18 @@
         <w:rPr>
           <w:b/>
           <w:bCs/>
-          <w:lang w:val="en-NG"/>
-        </w:rPr>
-      </w:pPr>
-      <w:r>
-        <w:rPr>
-          <w:b/>
-          <w:bCs/>
-          <w:lang w:val="en-NG"/>
+        </w:rPr>
+      </w:pPr>
+      <w:r>
+        <w:rPr>
+          <w:b/>
+          <w:bCs/>
         </w:rPr>
         <w:t>Dashboard Blueprint</w:t>
       </w:r>
     </w:p>
     <w:p>
-      <w:pPr>
-        <w:rPr>
-          <w:lang w:val="en-NG"/>
-        </w:rPr>
-      </w:pPr>
-      <w:r>
-        <w:rPr>
-          <w:lang w:val="en-NG"/>
-        </w:rPr>
+      <w:r>
         <w:t>The solution will consist of six interactive dashboard pages.</w:t>
       </w:r>
     </w:p>
@@ -2279,14 +1652,12 @@
               <w:rPr>
                 <w:b/>
                 <w:bCs/>
-                <w:lang w:val="en-NG"/>
               </w:rPr>
             </w:pPr>
             <w:r>
               <w:rPr>
                 <w:b/>
                 <w:bCs/>
-                <w:lang w:val="en-NG"/>
               </w:rPr>
               <w:t>Dashboard</w:t>
             </w:r>
@@ -2303,14 +1674,12 @@
               <w:rPr>
                 <w:b/>
                 <w:bCs/>
-                <w:lang w:val="en-NG"/>
               </w:rPr>
             </w:pPr>
             <w:r>
               <w:rPr>
                 <w:b/>
                 <w:bCs/>
-                <w:lang w:val="en-NG"/>
               </w:rPr>
               <w:t>Purpose</w:t>
             </w:r>
@@ -2327,14 +1696,12 @@
               <w:rPr>
                 <w:b/>
                 <w:bCs/>
-                <w:lang w:val="en-NG"/>
               </w:rPr>
             </w:pPr>
             <w:r>
               <w:rPr>
                 <w:b/>
                 <w:bCs/>
-                <w:lang w:val="en-NG"/>
               </w:rPr>
               <w:t>Primary Users</w:t>
             </w:r>
@@ -2352,22 +1719,11 @@
             <w:hideMark/>
           </w:tcPr>
           <w:p>
-            <w:pPr>
-              <w:rPr>
-                <w:lang w:val="en-NG"/>
-              </w:rPr>
-            </w:pPr>
             <w:r>
-              <w:rPr>
-                <w:lang w:val="en-NG"/>
-              </w:rPr>
               <w:t xml:space="preserve">Executive Command </w:t>
             </w:r>
             <w:proofErr w:type="spellStart"/>
             <w:r>
-              <w:rPr>
-                <w:lang w:val="en-NG"/>
-              </w:rPr>
               <w:t>Center</w:t>
             </w:r>
             <w:proofErr w:type="spellEnd"/>
@@ -2380,15 +1736,7 @@
             <w:hideMark/>
           </w:tcPr>
           <w:p>
-            <w:pPr>
-              <w:rPr>
-                <w:lang w:val="en-NG"/>
-              </w:rPr>
-            </w:pPr>
             <w:r>
-              <w:rPr>
-                <w:lang w:val="en-NG"/>
-              </w:rPr>
               <w:t>Provide an executive overview of the bank's performance and risk profile</w:t>
             </w:r>
           </w:p>
@@ -2400,15 +1748,7 @@
             <w:hideMark/>
           </w:tcPr>
           <w:p>
-            <w:pPr>
-              <w:rPr>
-                <w:lang w:val="en-NG"/>
-              </w:rPr>
-            </w:pPr>
             <w:r>
-              <w:rPr>
-                <w:lang w:val="en-NG"/>
-              </w:rPr>
               <w:t>CEO, Executive Management</w:t>
             </w:r>
           </w:p>
@@ -2425,15 +1765,7 @@
             <w:hideMark/>
           </w:tcPr>
           <w:p>
-            <w:pPr>
-              <w:rPr>
-                <w:lang w:val="en-NG"/>
-              </w:rPr>
-            </w:pPr>
             <w:r>
-              <w:rPr>
-                <w:lang w:val="en-NG"/>
-              </w:rPr>
               <w:t>Customer Intelligence</w:t>
             </w:r>
           </w:p>
@@ -2445,15 +1777,7 @@
             <w:hideMark/>
           </w:tcPr>
           <w:p>
-            <w:pPr>
-              <w:rPr>
-                <w:lang w:val="en-NG"/>
-              </w:rPr>
-            </w:pPr>
             <w:r>
-              <w:rPr>
-                <w:lang w:val="en-NG"/>
-              </w:rPr>
               <w:t>Monitor customer behaviour, segmentation and attrition risk</w:t>
             </w:r>
           </w:p>
@@ -2465,15 +1789,7 @@
             <w:hideMark/>
           </w:tcPr>
           <w:p>
-            <w:pPr>
-              <w:rPr>
-                <w:lang w:val="en-NG"/>
-              </w:rPr>
-            </w:pPr>
             <w:r>
-              <w:rPr>
-                <w:lang w:val="en-NG"/>
-              </w:rPr>
               <w:t>Retail Banking, Relationship Managers</w:t>
             </w:r>
           </w:p>
@@ -2490,15 +1806,7 @@
             <w:hideMark/>
           </w:tcPr>
           <w:p>
-            <w:pPr>
-              <w:rPr>
-                <w:lang w:val="en-NG"/>
-              </w:rPr>
-            </w:pPr>
             <w:r>
-              <w:rPr>
-                <w:lang w:val="en-NG"/>
-              </w:rPr>
               <w:t>Branch Performance</w:t>
             </w:r>
           </w:p>
@@ -2510,22 +1818,11 @@
             <w:hideMark/>
           </w:tcPr>
           <w:p>
-            <w:pPr>
-              <w:rPr>
-                <w:lang w:val="en-NG"/>
-              </w:rPr>
-            </w:pPr>
             <w:r>
-              <w:rPr>
-                <w:lang w:val="en-NG"/>
-              </w:rPr>
               <w:t xml:space="preserve">Monitor branch performance and operational </w:t>
             </w:r>
             <w:proofErr w:type="spellStart"/>
             <w:r>
-              <w:rPr>
-                <w:lang w:val="en-NG"/>
-              </w:rPr>
               <w:t>KPIs</w:t>
             </w:r>
             <w:proofErr w:type="spellEnd"/>
@@ -2538,15 +1835,7 @@
             <w:hideMark/>
           </w:tcPr>
           <w:p>
-            <w:pPr>
-              <w:rPr>
-                <w:lang w:val="en-NG"/>
-              </w:rPr>
-            </w:pPr>
             <w:r>
-              <w:rPr>
-                <w:lang w:val="en-NG"/>
-              </w:rPr>
               <w:t>Regional Managers, Branch Managers</w:t>
             </w:r>
           </w:p>
@@ -2563,15 +1852,7 @@
             <w:hideMark/>
           </w:tcPr>
           <w:p>
-            <w:pPr>
-              <w:rPr>
-                <w:lang w:val="en-NG"/>
-              </w:rPr>
-            </w:pPr>
             <w:r>
-              <w:rPr>
-                <w:lang w:val="en-NG"/>
-              </w:rPr>
               <w:t>Loan Intelligence</w:t>
             </w:r>
           </w:p>
@@ -2583,15 +1864,7 @@
             <w:hideMark/>
           </w:tcPr>
           <w:p>
-            <w:pPr>
-              <w:rPr>
-                <w:lang w:val="en-NG"/>
-              </w:rPr>
-            </w:pPr>
             <w:r>
-              <w:rPr>
-                <w:lang w:val="en-NG"/>
-              </w:rPr>
               <w:t>Monitor loan portfolio health and repayment performance</w:t>
             </w:r>
           </w:p>
@@ -2603,15 +1876,7 @@
             <w:hideMark/>
           </w:tcPr>
           <w:p>
-            <w:pPr>
-              <w:rPr>
-                <w:lang w:val="en-NG"/>
-              </w:rPr>
-            </w:pPr>
             <w:r>
-              <w:rPr>
-                <w:lang w:val="en-NG"/>
-              </w:rPr>
               <w:t>Credit Risk Team</w:t>
             </w:r>
           </w:p>
@@ -2628,22 +1893,11 @@
             <w:hideMark/>
           </w:tcPr>
           <w:p>
-            <w:pPr>
-              <w:rPr>
-                <w:lang w:val="en-NG"/>
-              </w:rPr>
-            </w:pPr>
             <w:r>
-              <w:rPr>
-                <w:lang w:val="en-NG"/>
-              </w:rPr>
               <w:t xml:space="preserve">Early Warning </w:t>
             </w:r>
             <w:proofErr w:type="spellStart"/>
             <w:r>
-              <w:rPr>
-                <w:lang w:val="en-NG"/>
-              </w:rPr>
               <w:t>Center</w:t>
             </w:r>
             <w:proofErr w:type="spellEnd"/>
@@ -2656,15 +1910,7 @@
             <w:hideMark/>
           </w:tcPr>
           <w:p>
-            <w:pPr>
-              <w:rPr>
-                <w:lang w:val="en-NG"/>
-              </w:rPr>
-            </w:pPr>
             <w:r>
-              <w:rPr>
-                <w:lang w:val="en-NG"/>
-              </w:rPr>
               <w:t>Highlight customers, loans and branches requiring immediate attention</w:t>
             </w:r>
           </w:p>
@@ -2676,15 +1922,7 @@
             <w:hideMark/>
           </w:tcPr>
           <w:p>
-            <w:pPr>
-              <w:rPr>
-                <w:lang w:val="en-NG"/>
-              </w:rPr>
-            </w:pPr>
             <w:r>
-              <w:rPr>
-                <w:lang w:val="en-NG"/>
-              </w:rPr>
               <w:t>Executive Management</w:t>
             </w:r>
           </w:p>
@@ -2701,15 +1939,7 @@
             <w:hideMark/>
           </w:tcPr>
           <w:p>
-            <w:pPr>
-              <w:rPr>
-                <w:lang w:val="en-NG"/>
-              </w:rPr>
-            </w:pPr>
             <w:r>
-              <w:rPr>
-                <w:lang w:val="en-NG"/>
-              </w:rPr>
               <w:t>Recommendations &amp; Actions</w:t>
             </w:r>
           </w:p>
@@ -2721,15 +1951,7 @@
             <w:hideMark/>
           </w:tcPr>
           <w:p>
-            <w:pPr>
-              <w:rPr>
-                <w:lang w:val="en-NG"/>
-              </w:rPr>
-            </w:pPr>
             <w:r>
-              <w:rPr>
-                <w:lang w:val="en-NG"/>
-              </w:rPr>
               <w:t>Provide suggested business actions based on identified risks</w:t>
             </w:r>
           </w:p>
@@ -2741,15 +1963,7 @@
             <w:hideMark/>
           </w:tcPr>
           <w:p>
-            <w:pPr>
-              <w:rPr>
-                <w:lang w:val="en-NG"/>
-              </w:rPr>
-            </w:pPr>
             <w:r>
-              <w:rPr>
-                <w:lang w:val="en-NG"/>
-              </w:rPr>
               <w:t>Executive Management, Business Managers</w:t>
             </w:r>
           </w:p>
@@ -2759,17 +1973,10 @@
     <w:p/>
     <w:p/>
     <w:p>
-      <w:pPr>
-        <w:rPr>
-          <w:lang w:val="en-NG"/>
-        </w:rPr>
-      </w:pPr>
-      <w:r>
-        <w:rPr>
-          <w:lang w:val="en-NG"/>
-        </w:rPr>
+      <w:r>
+        <w:lastRenderedPageBreak/>
         <w:pict w14:anchorId="39347AF1">
-          <v:rect id="_x0000_i1083" style="width:0;height:1.5pt" o:hralign="center" o:hrstd="t" o:hr="t" fillcolor="#a0a0a0" stroked="f"/>
+          <v:rect id="_x0000_i1035" style="width:0;height:1.5pt" o:hralign="center" o:hrstd="t" o:hr="t" fillcolor="#a0a0a0" stroked="f"/>
         </w:pict>
       </w:r>
     </w:p>
@@ -2778,28 +1985,18 @@
         <w:rPr>
           <w:b/>
           <w:bCs/>
-          <w:lang w:val="en-NG"/>
-        </w:rPr>
-      </w:pPr>
-      <w:r>
-        <w:rPr>
-          <w:b/>
-          <w:bCs/>
-          <w:lang w:val="en-NG"/>
+        </w:rPr>
+      </w:pPr>
+      <w:r>
+        <w:rPr>
+          <w:b/>
+          <w:bCs/>
         </w:rPr>
         <w:t>Success Criteria</w:t>
       </w:r>
     </w:p>
     <w:p>
-      <w:pPr>
-        <w:rPr>
-          <w:lang w:val="en-NG"/>
-        </w:rPr>
-      </w:pPr>
-      <w:r>
-        <w:rPr>
-          <w:lang w:val="en-NG"/>
-        </w:rPr>
+      <w:r>
         <w:t>The project will be considered successful if it achieves the following outcomes:</w:t>
       </w:r>
     </w:p>
@@ -2809,14 +2006,8 @@
           <w:ilvl w:val="0"/>
           <w:numId w:val="14"/>
         </w:numPr>
-        <w:rPr>
-          <w:lang w:val="en-NG"/>
-        </w:rPr>
-      </w:pPr>
-      <w:r>
-        <w:rPr>
-          <w:lang w:val="en-NG"/>
-        </w:rPr>
+      </w:pPr>
+      <w:r>
         <w:t>Executives can monitor the overall health of the bank from a single dashboard.</w:t>
       </w:r>
     </w:p>
@@ -2826,14 +2017,8 @@
           <w:ilvl w:val="0"/>
           <w:numId w:val="14"/>
         </w:numPr>
-        <w:rPr>
-          <w:lang w:val="en-NG"/>
-        </w:rPr>
-      </w:pPr>
-      <w:r>
-        <w:rPr>
-          <w:lang w:val="en-NG"/>
-        </w:rPr>
+      </w:pPr>
+      <w:r>
         <w:t>Relationship Managers can identify customers showing early signs of attrition.</w:t>
       </w:r>
     </w:p>
@@ -2843,14 +2028,8 @@
           <w:ilvl w:val="0"/>
           <w:numId w:val="14"/>
         </w:numPr>
-        <w:rPr>
-          <w:lang w:val="en-NG"/>
-        </w:rPr>
-      </w:pPr>
-      <w:r>
-        <w:rPr>
-          <w:lang w:val="en-NG"/>
-        </w:rPr>
+      </w:pPr>
+      <w:r>
         <w:t>Credit Risk teams can identify loans requiring proactive intervention.</w:t>
       </w:r>
     </w:p>
@@ -2860,14 +2039,8 @@
           <w:ilvl w:val="0"/>
           <w:numId w:val="14"/>
         </w:numPr>
-        <w:rPr>
-          <w:lang w:val="en-NG"/>
-        </w:rPr>
-      </w:pPr>
-      <w:r>
-        <w:rPr>
-          <w:lang w:val="en-NG"/>
-        </w:rPr>
+      </w:pPr>
+      <w:r>
         <w:t>Branch Managers can compare branch performance across all regions.</w:t>
       </w:r>
     </w:p>
@@ -2877,15 +2050,8 @@
           <w:ilvl w:val="0"/>
           <w:numId w:val="14"/>
         </w:numPr>
-        <w:rPr>
-          <w:lang w:val="en-NG"/>
-        </w:rPr>
-      </w:pPr>
-      <w:r>
-        <w:rPr>
-          <w:lang w:val="en-NG"/>
-        </w:rPr>
-        <w:lastRenderedPageBreak/>
+      </w:pPr>
+      <w:r>
         <w:t>Business users can identify operational risks without relying on manual Excel reports.</w:t>
       </w:r>
     </w:p>
@@ -2895,31 +2061,17 @@
           <w:ilvl w:val="0"/>
           <w:numId w:val="14"/>
         </w:numPr>
-        <w:rPr>
-          <w:lang w:val="en-NG"/>
-        </w:rPr>
-      </w:pPr>
-      <w:r>
-        <w:rPr>
-          <w:lang w:val="en-NG"/>
-        </w:rPr>
+      </w:pPr>
+      <w:r>
         <w:t>Interactive dashboards provide actionable insights that support data-driven decision-making.</w:t>
       </w:r>
     </w:p>
     <w:p/>
     <w:p/>
     <w:p>
-      <w:pPr>
-        <w:rPr>
-          <w:lang w:val="en-NG"/>
-        </w:rPr>
-      </w:pPr>
-      <w:r>
-        <w:rPr>
-          <w:lang w:val="en-NG"/>
-        </w:rPr>
+      <w:r>
         <w:pict w14:anchorId="46B1BD7F">
-          <v:rect id="_x0000_i1091" style="width:0;height:1.5pt" o:hralign="center" o:hrstd="t" o:hr="t" fillcolor="#a0a0a0" stroked="f"/>
+          <v:rect id="_x0000_i1036" style="width:0;height:1.5pt" o:hralign="center" o:hrstd="t" o:hr="t" fillcolor="#a0a0a0" stroked="f"/>
         </w:pict>
       </w:r>
     </w:p>
@@ -2928,14 +2080,12 @@
         <w:rPr>
           <w:b/>
           <w:bCs/>
-          <w:lang w:val="en-NG"/>
-        </w:rPr>
-      </w:pPr>
-      <w:r>
-        <w:rPr>
-          <w:b/>
-          <w:bCs/>
-          <w:lang w:val="en-NG"/>
+        </w:rPr>
+      </w:pPr>
+      <w:r>
+        <w:rPr>
+          <w:b/>
+          <w:bCs/>
         </w:rPr>
         <w:t>Assumptions &amp; Constraints</w:t>
       </w:r>
@@ -2945,14 +2095,12 @@
         <w:rPr>
           <w:b/>
           <w:bCs/>
-          <w:lang w:val="en-NG"/>
-        </w:rPr>
-      </w:pPr>
-      <w:r>
-        <w:rPr>
-          <w:b/>
-          <w:bCs/>
-          <w:lang w:val="en-NG"/>
+        </w:rPr>
+      </w:pPr>
+      <w:r>
+        <w:rPr>
+          <w:b/>
+          <w:bCs/>
         </w:rPr>
         <w:t>Assumptions</w:t>
       </w:r>
@@ -2963,14 +2111,8 @@
           <w:ilvl w:val="0"/>
           <w:numId w:val="15"/>
         </w:numPr>
-        <w:rPr>
-          <w:lang w:val="en-NG"/>
-        </w:rPr>
-      </w:pPr>
-      <w:r>
-        <w:rPr>
-          <w:lang w:val="en-NG"/>
-        </w:rPr>
+      </w:pPr>
+      <w:r>
         <w:t>Every customer has a unique Customer ID.</w:t>
       </w:r>
     </w:p>
@@ -2980,14 +2122,8 @@
           <w:ilvl w:val="0"/>
           <w:numId w:val="15"/>
         </w:numPr>
-        <w:rPr>
-          <w:lang w:val="en-NG"/>
-        </w:rPr>
-      </w:pPr>
-      <w:r>
-        <w:rPr>
-          <w:lang w:val="en-NG"/>
-        </w:rPr>
+      </w:pPr>
+      <w:r>
         <w:t>Every customer belongs to one primary (home) branch.</w:t>
       </w:r>
     </w:p>
@@ -2997,14 +2133,8 @@
           <w:ilvl w:val="0"/>
           <w:numId w:val="15"/>
         </w:numPr>
-        <w:rPr>
-          <w:lang w:val="en-NG"/>
-        </w:rPr>
-      </w:pPr>
-      <w:r>
-        <w:rPr>
-          <w:lang w:val="en-NG"/>
-        </w:rPr>
+      </w:pPr>
+      <w:r>
         <w:t>A customer may own one or more bank accounts.</w:t>
       </w:r>
     </w:p>
@@ -3014,14 +2144,8 @@
           <w:ilvl w:val="0"/>
           <w:numId w:val="15"/>
         </w:numPr>
-        <w:rPr>
-          <w:lang w:val="en-NG"/>
-        </w:rPr>
-      </w:pPr>
-      <w:r>
-        <w:rPr>
-          <w:lang w:val="en-NG"/>
-        </w:rPr>
+      </w:pPr>
+      <w:r>
         <w:t>Every account belongs to one customer.</w:t>
       </w:r>
     </w:p>
@@ -3031,14 +2155,8 @@
           <w:ilvl w:val="0"/>
           <w:numId w:val="15"/>
         </w:numPr>
-        <w:rPr>
-          <w:lang w:val="en-NG"/>
-        </w:rPr>
-      </w:pPr>
-      <w:r>
-        <w:rPr>
-          <w:lang w:val="en-NG"/>
-        </w:rPr>
+      </w:pPr>
+      <w:r>
         <w:t>Every loan belongs to one customer.</w:t>
       </w:r>
     </w:p>
@@ -3048,14 +2166,8 @@
           <w:ilvl w:val="0"/>
           <w:numId w:val="15"/>
         </w:numPr>
-        <w:rPr>
-          <w:lang w:val="en-NG"/>
-        </w:rPr>
-      </w:pPr>
-      <w:r>
-        <w:rPr>
-          <w:lang w:val="en-NG"/>
-        </w:rPr>
+      </w:pPr>
+      <w:r>
         <w:t>Every loan repayment record belongs to one loan.</w:t>
       </w:r>
     </w:p>
@@ -3065,14 +2177,8 @@
           <w:ilvl w:val="0"/>
           <w:numId w:val="15"/>
         </w:numPr>
-        <w:rPr>
-          <w:lang w:val="en-NG"/>
-        </w:rPr>
-      </w:pPr>
-      <w:r>
-        <w:rPr>
-          <w:lang w:val="en-NG"/>
-        </w:rPr>
+      </w:pPr>
+      <w:r>
         <w:t>Every transaction is associated with a valid customer account.</w:t>
       </w:r>
     </w:p>
@@ -3082,14 +2188,8 @@
           <w:ilvl w:val="0"/>
           <w:numId w:val="15"/>
         </w:numPr>
-        <w:rPr>
-          <w:lang w:val="en-NG"/>
-        </w:rPr>
-      </w:pPr>
-      <w:r>
-        <w:rPr>
-          <w:lang w:val="en-NG"/>
-        </w:rPr>
+      </w:pPr>
+      <w:r>
         <w:t>Branches operate independently but report to regional management.</w:t>
       </w:r>
     </w:p>
@@ -3099,14 +2199,8 @@
           <w:ilvl w:val="0"/>
           <w:numId w:val="15"/>
         </w:numPr>
-        <w:rPr>
-          <w:lang w:val="en-NG"/>
-        </w:rPr>
-      </w:pPr>
-      <w:r>
-        <w:rPr>
-          <w:lang w:val="en-NG"/>
-        </w:rPr>
+      </w:pPr>
+      <w:r>
         <w:t>All generated data is synthetic and created solely for demonstration and portfolio purposes.</w:t>
       </w:r>
     </w:p>
@@ -3116,14 +2210,8 @@
           <w:ilvl w:val="0"/>
           <w:numId w:val="15"/>
         </w:numPr>
-        <w:rPr>
-          <w:lang w:val="en-NG"/>
-        </w:rPr>
-      </w:pPr>
-      <w:r>
-        <w:rPr>
-          <w:lang w:val="en-NG"/>
-        </w:rPr>
+      </w:pPr>
+      <w:r>
         <w:t>Historical data spans a five-year period (January 2021 – December 2025).</w:t>
       </w:r>
     </w:p>
@@ -3133,14 +2221,8 @@
           <w:ilvl w:val="0"/>
           <w:numId w:val="15"/>
         </w:numPr>
-        <w:rPr>
-          <w:lang w:val="en-NG"/>
-        </w:rPr>
-      </w:pPr>
-      <w:r>
-        <w:rPr>
-          <w:lang w:val="en-NG"/>
-        </w:rPr>
+      </w:pPr>
+      <w:r>
         <w:t>Business events and trends are intentionally simulated to reflect realistic banking operations and support meaningful analytics.</w:t>
       </w:r>
     </w:p>
@@ -3149,15 +2231,14 @@
         <w:rPr>
           <w:b/>
           <w:bCs/>
-          <w:lang w:val="en-NG"/>
-        </w:rPr>
-      </w:pPr>
-      <w:r>
-        <w:rPr>
-          <w:b/>
-          <w:bCs/>
-          <w:lang w:val="en-NG"/>
-        </w:rPr>
+        </w:rPr>
+      </w:pPr>
+      <w:r>
+        <w:rPr>
+          <w:b/>
+          <w:bCs/>
+        </w:rPr>
+        <w:lastRenderedPageBreak/>
         <w:t>Constraints</w:t>
       </w:r>
     </w:p>
@@ -3167,14 +2248,8 @@
           <w:ilvl w:val="0"/>
           <w:numId w:val="16"/>
         </w:numPr>
-        <w:rPr>
-          <w:lang w:val="en-NG"/>
-        </w:rPr>
-      </w:pPr>
-      <w:r>
-        <w:rPr>
-          <w:lang w:val="en-NG"/>
-        </w:rPr>
+      </w:pPr>
+      <w:r>
         <w:t>The project uses synthetic data only and does not contain any real customer or banking information.</w:t>
       </w:r>
     </w:p>
@@ -3184,14 +2259,8 @@
           <w:ilvl w:val="0"/>
           <w:numId w:val="16"/>
         </w:numPr>
-        <w:rPr>
-          <w:lang w:val="en-NG"/>
-        </w:rPr>
-      </w:pPr>
-      <w:r>
-        <w:rPr>
-          <w:lang w:val="en-NG"/>
-        </w:rPr>
+      </w:pPr>
+      <w:r>
         <w:t>Power BI Desktop is used as the primary reporting and visualization platform.</w:t>
       </w:r>
     </w:p>
@@ -3201,14 +2270,8 @@
           <w:ilvl w:val="0"/>
           <w:numId w:val="16"/>
         </w:numPr>
-        <w:rPr>
-          <w:lang w:val="en-NG"/>
-        </w:rPr>
-      </w:pPr>
-      <w:r>
-        <w:rPr>
-          <w:lang w:val="en-NG"/>
-        </w:rPr>
+      </w:pPr>
+      <w:r>
         <w:t>Python is used to generate realistic banking datasets.</w:t>
       </w:r>
     </w:p>
@@ -3218,14 +2281,8 @@
           <w:ilvl w:val="0"/>
           <w:numId w:val="16"/>
         </w:numPr>
-        <w:rPr>
-          <w:lang w:val="en-NG"/>
-        </w:rPr>
-      </w:pPr>
-      <w:r>
-        <w:rPr>
-          <w:lang w:val="en-NG"/>
-        </w:rPr>
+      </w:pPr>
+      <w:r>
         <w:t>The solution is developed as an offline analytical platform with no live integration to a banking core system.</w:t>
       </w:r>
     </w:p>
@@ -3235,15 +2292,8 @@
           <w:ilvl w:val="0"/>
           <w:numId w:val="16"/>
         </w:numPr>
-        <w:rPr>
-          <w:lang w:val="en-NG"/>
-        </w:rPr>
-      </w:pPr>
-      <w:r>
-        <w:rPr>
-          <w:lang w:val="en-NG"/>
-        </w:rPr>
-        <w:lastRenderedPageBreak/>
+      </w:pPr>
+      <w:r>
         <w:t>Development and testing will initially use a reduced dataset before scaling to the full enterprise-sized dataset.</w:t>
       </w:r>
     </w:p>
@@ -3253,14 +2303,8 @@
           <w:ilvl w:val="0"/>
           <w:numId w:val="16"/>
         </w:numPr>
-        <w:rPr>
-          <w:lang w:val="en-NG"/>
-        </w:rPr>
-      </w:pPr>
-      <w:r>
-        <w:rPr>
-          <w:lang w:val="en-NG"/>
-        </w:rPr>
+      </w:pPr>
+      <w:r>
         <w:t>Risk scores and early warning indicators are based on predefined business rules rather than machine learning models.</w:t>
       </w:r>
     </w:p>
@@ -6279,6 +5323,7 @@
   <w:style w:type="character" w:default="1" w:styleId="DefaultParagraphFont">
     <w:name w:val="Default Paragraph Font"/>
     <w:uiPriority w:val="1"/>
+    <w:semiHidden/>
     <w:unhideWhenUsed/>
   </w:style>
   <w:style w:type="table" w:default="1" w:styleId="TableNormal">

--- a/Documentation/Business Requirements - 01/Business Requirements Document.docx
+++ b/Documentation/Business Requirements - 01/Business Requirements Document.docx
@@ -685,6 +685,40 @@
       </w:r>
     </w:p>
     <w:p/>
+    <w:p>
+      <w:r>
+        <w:pict w14:anchorId="0F2E5C03">
+          <v:rect id="_x0000_i1039" style="width:0;height:1.5pt" o:hralign="center" o:hrstd="t" o:hr="t" fillcolor="#a0a0a0" stroked="f"/>
+        </w:pict>
+      </w:r>
+    </w:p>
+    <w:p>
+      <w:pPr>
+        <w:rPr>
+          <w:b/>
+          <w:bCs/>
+        </w:rPr>
+      </w:pPr>
+      <w:r>
+        <w:rPr>
+          <w:b/>
+          <w:bCs/>
+        </w:rPr>
+        <w:t xml:space="preserve">Business </w:t>
+      </w:r>
+      <w:r>
+        <w:rPr>
+          <w:b/>
+          <w:bCs/>
+        </w:rPr>
+        <w:t>Value</w:t>
+      </w:r>
+    </w:p>
+    <w:p>
+      <w:r>
+        <w:t>The primary objective of the Enterprise Banking Intelligence &amp; Early Warning Platform is to help bank executives increase revenue and reduce revenue leakage by identifying high-value customers, predicting customer and loan risk, optimizing branch performance, and supporting data-driven strategic decisions.</w:t>
+      </w:r>
+    </w:p>
     <w:p/>
     <w:p>
       <w:r>
@@ -848,6 +882,7 @@
         </w:numPr>
       </w:pPr>
       <w:r>
+        <w:lastRenderedPageBreak/>
         <w:t>Total Loans</w:t>
       </w:r>
     </w:p>
@@ -904,7 +939,6 @@
           <w:b/>
           <w:bCs/>
         </w:rPr>
-        <w:lastRenderedPageBreak/>
         <w:t xml:space="preserve">Branch </w:t>
       </w:r>
       <w:proofErr w:type="spellStart"/>
@@ -1160,6 +1194,7 @@
         </w:numPr>
       </w:pPr>
       <w:r>
+        <w:lastRenderedPageBreak/>
         <w:t>Loan portfolio monitoring</w:t>
       </w:r>
     </w:p>
@@ -1215,7 +1250,6 @@
         </w:numPr>
       </w:pPr>
       <w:r>
-        <w:lastRenderedPageBreak/>
         <w:t>Executive performance dashboard</w:t>
       </w:r>
     </w:p>
@@ -1449,6 +1483,7 @@
           <w:b/>
           <w:bCs/>
         </w:rPr>
+        <w:lastRenderedPageBreak/>
         <w:t>Loan Intelligence</w:t>
       </w:r>
     </w:p>
@@ -1505,7 +1540,6 @@
           <w:b/>
           <w:bCs/>
         </w:rPr>
-        <w:lastRenderedPageBreak/>
         <w:t>Branch Performance</w:t>
       </w:r>
     </w:p>
@@ -1894,6 +1928,7 @@
           </w:tcPr>
           <w:p>
             <w:r>
+              <w:lastRenderedPageBreak/>
               <w:t xml:space="preserve">Early Warning </w:t>
             </w:r>
             <w:proofErr w:type="spellStart"/>
@@ -1974,7 +2009,6 @@
     <w:p/>
     <w:p>
       <w:r>
-        <w:lastRenderedPageBreak/>
         <w:pict w14:anchorId="39347AF1">
           <v:rect id="_x0000_i1035" style="width:0;height:1.5pt" o:hralign="center" o:hrstd="t" o:hr="t" fillcolor="#a0a0a0" stroked="f"/>
         </w:pict>
@@ -2168,6 +2202,7 @@
         </w:numPr>
       </w:pPr>
       <w:r>
+        <w:lastRenderedPageBreak/>
         <w:t>Every loan repayment record belongs to one loan.</w:t>
       </w:r>
     </w:p>
@@ -2238,7 +2273,6 @@
           <w:b/>
           <w:bCs/>
         </w:rPr>
-        <w:lastRenderedPageBreak/>
         <w:t>Constraints</w:t>
       </w:r>
     </w:p>
@@ -2309,6 +2343,16 @@
       </w:r>
     </w:p>
     <w:p/>
+    <w:p>
+      <w:pPr>
+        <w:ind w:left="360"/>
+      </w:pPr>
+    </w:p>
+    <w:p>
+      <w:pPr>
+        <w:ind w:left="360"/>
+      </w:pPr>
+    </w:p>
     <w:sectPr>
       <w:pgSz w:w="11906" w:h="16838"/>
       <w:pgMar w:top="1440" w:right="1440" w:bottom="1440" w:left="1440" w:header="708" w:footer="708" w:gutter="0"/>
@@ -2321,6 +2365,11 @@
 
 <file path=word/numbering.xml><?xml version="1.0" encoding="utf-8"?>
 <w:numbering xmlns:wpc="http://schemas.microsoft.com/office/word/2010/wordprocessingCanvas" xmlns:cx="http://schemas.microsoft.com/office/drawing/2014/chartex" xmlns:cx1="http://schemas.microsoft.com/office/drawing/2015/9/8/chartex" xmlns:cx2="http://schemas.microsoft.com/office/drawing/2015/10/21/chartex" xmlns:cx3="http://schemas.microsoft.com/office/drawing/2016/5/9/chartex" xmlns:cx4="http://schemas.microsoft.com/office/drawing/2016/5/10/chartex" xmlns:cx5="http://schemas.microsoft.com/office/drawing/2016/5/11/chartex" xmlns:cx6="http://schemas.microsoft.com/office/drawing/2016/5/12/chartex" xmlns:cx7="http://schemas.microsoft.com/office/drawing/2016/5/13/chartex" xmlns:cx8="http://schemas.microsoft.com/office/drawing/2016/5/14/chartex" xmlns:mc="http://schemas.openxmlformats.org/markup-compatibility/2006" xmlns:aink="http://schemas.microsoft.com/office/drawing/2016/ink" xmlns:am3d="http://schemas.microsoft.com/office/drawing/2017/model3d" xmlns:o="urn:schemas-microsoft-com:office:office" xmlns:oel="http://schemas.microsoft.com/office/2019/extlst" xmlns:r="http://schemas.openxmlformats.org/officeDocument/2006/relationships" xmlns:m="http://schemas.openxmlformats.org/officeDocument/2006/math" xmlns:v="urn:schemas-microsoft-com:vml" xmlns:wp14="http://schemas.microsoft.com/office/word/2010/wordprocessingDrawing" xmlns:wp="http://schemas.openxmlformats.org/drawingml/2006/wordprocessingDrawing" xmlns:w10="urn:schemas-microsoft-com:office:word" xmlns:w="http://schemas.openxmlformats.org/wordprocessingml/2006/main" xmlns:w14="http://schemas.microsoft.com/office/word/2010/wordml" xmlns:w15="http://schemas.microsoft.com/office/word/2012/wordml" xmlns:w16cex="http://schemas.microsoft.com/office/word/2018/wordml/cex" xmlns:w16cid="http://schemas.microsoft.com/office/word/2016/wordml/cid" xmlns:w16="http://schemas.microsoft.com/office/word/2018/wordml" xmlns:w16du="http://schemas.microsoft.com/office/word/2023/wordml/word16du" xmlns:w16sdtdh="http://schemas.microsoft.com/office/word/2020/wordml/sdtdatahash" xmlns:w16sdtfl="http://schemas.microsoft.com/office/word/2024/wordml/sdtformatlock" xmlns:w16se="http://schemas.microsoft.com/office/word/2015/wordml/symex" xmlns:wpg="http://schemas.microsoft.com/office/word/2010/wordprocessingGroup" xmlns:wpi="http://schemas.microsoft.com/office/word/2010/wordprocessingInk" xmlns:wne="http://schemas.microsoft.com/office/word/2006/wordml" xmlns:wps="http://schemas.microsoft.com/office/word/2010/wordprocessingShape" mc:Ignorable="w14 w15 w16se w16cid w16 w16cex w16sdtdh w16sdtfl w16du wp14">
+  <w:numPicBullet w:numPicBulletId="0">
+    <w:pict>
+      <v:rect id="_x0000_i1025" style="width:0;height:1.5pt" o:hralign="center" o:bullet="t" o:hrstd="t" o:hr="t" fillcolor="#a0a0a0" stroked="f"/>
+    </w:pict>
+  </w:numPicBullet>
   <w:abstractNum w:abstractNumId="0" w15:restartNumberingAfterBreak="0">
     <w:nsid w:val="0F2836C1"/>
     <w:multiLevelType w:val="multilevel"/>
@@ -2918,6 +2967,119 @@
     </w:lvl>
   </w:abstractNum>
   <w:abstractNum w:abstractNumId="4" w15:restartNumberingAfterBreak="0">
+    <w:nsid w:val="204C36D3"/>
+    <w:multiLevelType w:val="multilevel"/>
+    <w:tmpl w:val="493E44EE"/>
+    <w:lvl w:ilvl="0">
+      <w:start w:val="1"/>
+      <w:numFmt w:val="decimal"/>
+      <w:lvlText w:val="%1."/>
+      <w:lvlJc w:val="left"/>
+      <w:pPr>
+        <w:tabs>
+          <w:tab w:val="num" w:pos="720"/>
+        </w:tabs>
+        <w:ind w:left="720" w:hanging="360"/>
+      </w:pPr>
+    </w:lvl>
+    <w:lvl w:ilvl="1" w:tentative="1">
+      <w:start w:val="1"/>
+      <w:numFmt w:val="decimal"/>
+      <w:lvlText w:val="%2."/>
+      <w:lvlJc w:val="left"/>
+      <w:pPr>
+        <w:tabs>
+          <w:tab w:val="num" w:pos="1440"/>
+        </w:tabs>
+        <w:ind w:left="1440" w:hanging="360"/>
+      </w:pPr>
+    </w:lvl>
+    <w:lvl w:ilvl="2" w:tentative="1">
+      <w:start w:val="1"/>
+      <w:numFmt w:val="decimal"/>
+      <w:lvlText w:val="%3."/>
+      <w:lvlJc w:val="left"/>
+      <w:pPr>
+        <w:tabs>
+          <w:tab w:val="num" w:pos="2160"/>
+        </w:tabs>
+        <w:ind w:left="2160" w:hanging="360"/>
+      </w:pPr>
+    </w:lvl>
+    <w:lvl w:ilvl="3" w:tentative="1">
+      <w:start w:val="1"/>
+      <w:numFmt w:val="decimal"/>
+      <w:lvlText w:val="%4."/>
+      <w:lvlJc w:val="left"/>
+      <w:pPr>
+        <w:tabs>
+          <w:tab w:val="num" w:pos="2880"/>
+        </w:tabs>
+        <w:ind w:left="2880" w:hanging="360"/>
+      </w:pPr>
+    </w:lvl>
+    <w:lvl w:ilvl="4" w:tentative="1">
+      <w:start w:val="1"/>
+      <w:numFmt w:val="decimal"/>
+      <w:lvlText w:val="%5."/>
+      <w:lvlJc w:val="left"/>
+      <w:pPr>
+        <w:tabs>
+          <w:tab w:val="num" w:pos="3600"/>
+        </w:tabs>
+        <w:ind w:left="3600" w:hanging="360"/>
+      </w:pPr>
+    </w:lvl>
+    <w:lvl w:ilvl="5" w:tentative="1">
+      <w:start w:val="1"/>
+      <w:numFmt w:val="decimal"/>
+      <w:lvlText w:val="%6."/>
+      <w:lvlJc w:val="left"/>
+      <w:pPr>
+        <w:tabs>
+          <w:tab w:val="num" w:pos="4320"/>
+        </w:tabs>
+        <w:ind w:left="4320" w:hanging="360"/>
+      </w:pPr>
+    </w:lvl>
+    <w:lvl w:ilvl="6" w:tentative="1">
+      <w:start w:val="1"/>
+      <w:numFmt w:val="decimal"/>
+      <w:lvlText w:val="%7."/>
+      <w:lvlJc w:val="left"/>
+      <w:pPr>
+        <w:tabs>
+          <w:tab w:val="num" w:pos="5040"/>
+        </w:tabs>
+        <w:ind w:left="5040" w:hanging="360"/>
+      </w:pPr>
+    </w:lvl>
+    <w:lvl w:ilvl="7" w:tentative="1">
+      <w:start w:val="1"/>
+      <w:numFmt w:val="decimal"/>
+      <w:lvlText w:val="%8."/>
+      <w:lvlJc w:val="left"/>
+      <w:pPr>
+        <w:tabs>
+          <w:tab w:val="num" w:pos="5760"/>
+        </w:tabs>
+        <w:ind w:left="5760" w:hanging="360"/>
+      </w:pPr>
+    </w:lvl>
+    <w:lvl w:ilvl="8" w:tentative="1">
+      <w:start w:val="1"/>
+      <w:numFmt w:val="decimal"/>
+      <w:lvlText w:val="%9."/>
+      <w:lvlJc w:val="left"/>
+      <w:pPr>
+        <w:tabs>
+          <w:tab w:val="num" w:pos="6480"/>
+        </w:tabs>
+        <w:ind w:left="6480" w:hanging="360"/>
+      </w:pPr>
+    </w:lvl>
+  </w:abstractNum>
+  <w:abstractNum w:abstractNumId="5" w15:restartNumberingAfterBreak="0">
     <w:nsid w:val="2BF1653E"/>
     <w:multiLevelType w:val="multilevel"/>
     <w:tmpl w:val="A642A858"/>
@@ -3066,7 +3228,7 @@
       </w:rPr>
     </w:lvl>
   </w:abstractNum>
-  <w:abstractNum w:abstractNumId="5" w15:restartNumberingAfterBreak="0">
+  <w:abstractNum w:abstractNumId="6" w15:restartNumberingAfterBreak="0">
     <w:nsid w:val="33964FF5"/>
     <w:multiLevelType w:val="multilevel"/>
     <w:tmpl w:val="7144C97C"/>
@@ -3215,7 +3377,7 @@
       </w:rPr>
     </w:lvl>
   </w:abstractNum>
-  <w:abstractNum w:abstractNumId="6" w15:restartNumberingAfterBreak="0">
+  <w:abstractNum w:abstractNumId="7" w15:restartNumberingAfterBreak="0">
     <w:nsid w:val="374229A0"/>
     <w:multiLevelType w:val="multilevel"/>
     <w:tmpl w:val="493E44EE"/>
@@ -3328,7 +3490,148 @@
       </w:pPr>
     </w:lvl>
   </w:abstractNum>
-  <w:abstractNum w:abstractNumId="7" w15:restartNumberingAfterBreak="0">
+  <w:abstractNum w:abstractNumId="8" w15:restartNumberingAfterBreak="0">
+    <w:nsid w:val="3A8E0C6F"/>
+    <w:multiLevelType w:val="hybridMultilevel"/>
+    <w:tmpl w:val="40FA3714"/>
+    <w:lvl w:ilvl="0" w:tplc="6C5EDDD2">
+      <w:start w:val="1"/>
+      <w:numFmt w:val="bullet"/>
+      <w:lvlText w:val=""/>
+      <w:lvlPicBulletId w:val="0"/>
+      <w:lvlJc w:val="left"/>
+      <w:pPr>
+        <w:tabs>
+          <w:tab w:val="num" w:pos="720"/>
+        </w:tabs>
+        <w:ind w:left="720" w:hanging="360"/>
+      </w:pPr>
+      <w:rPr>
+        <w:rFonts w:ascii="Symbol" w:hAnsi="Symbol" w:hint="default"/>
+      </w:rPr>
+    </w:lvl>
+    <w:lvl w:ilvl="1" w:tplc="776A85F2" w:tentative="1">
+      <w:start w:val="1"/>
+      <w:numFmt w:val="bullet"/>
+      <w:lvlText w:val=""/>
+      <w:lvlJc w:val="left"/>
+      <w:pPr>
+        <w:tabs>
+          <w:tab w:val="num" w:pos="1440"/>
+        </w:tabs>
+        <w:ind w:left="1440" w:hanging="360"/>
+      </w:pPr>
+      <w:rPr>
+        <w:rFonts w:ascii="Symbol" w:hAnsi="Symbol" w:hint="default"/>
+      </w:rPr>
+    </w:lvl>
+    <w:lvl w:ilvl="2" w:tplc="15722DC6" w:tentative="1">
+      <w:start w:val="1"/>
+      <w:numFmt w:val="bullet"/>
+      <w:lvlText w:val=""/>
+      <w:lvlJc w:val="left"/>
+      <w:pPr>
+        <w:tabs>
+          <w:tab w:val="num" w:pos="2160"/>
+        </w:tabs>
+        <w:ind w:left="2160" w:hanging="360"/>
+      </w:pPr>
+      <w:rPr>
+        <w:rFonts w:ascii="Symbol" w:hAnsi="Symbol" w:hint="default"/>
+      </w:rPr>
+    </w:lvl>
+    <w:lvl w:ilvl="3" w:tplc="71AEC14A" w:tentative="1">
+      <w:start w:val="1"/>
+      <w:numFmt w:val="bullet"/>
+      <w:lvlText w:val=""/>
+      <w:lvlJc w:val="left"/>
+      <w:pPr>
+        <w:tabs>
+          <w:tab w:val="num" w:pos="2880"/>
+        </w:tabs>
+        <w:ind w:left="2880" w:hanging="360"/>
+      </w:pPr>
+      <w:rPr>
+        <w:rFonts w:ascii="Symbol" w:hAnsi="Symbol" w:hint="default"/>
+      </w:rPr>
+    </w:lvl>
+    <w:lvl w:ilvl="4" w:tplc="EFC62BE2" w:tentative="1">
+      <w:start w:val="1"/>
+      <w:numFmt w:val="bullet"/>
+      <w:lvlText w:val=""/>
+      <w:lvlJc w:val="left"/>
+      <w:pPr>
+        <w:tabs>
+          <w:tab w:val="num" w:pos="3600"/>
+        </w:tabs>
+        <w:ind w:left="3600" w:hanging="360"/>
+      </w:pPr>
+      <w:rPr>
+        <w:rFonts w:ascii="Symbol" w:hAnsi="Symbol" w:hint="default"/>
+      </w:rPr>
+    </w:lvl>
+    <w:lvl w:ilvl="5" w:tplc="F7D07CC8" w:tentative="1">
+      <w:start w:val="1"/>
+      <w:numFmt w:val="bullet"/>
+      <w:lvlText w:val=""/>
+      <w:lvlJc w:val="left"/>
+      <w:pPr>
+        <w:tabs>
+          <w:tab w:val="num" w:pos="4320"/>
+        </w:tabs>
+        <w:ind w:left="4320" w:hanging="360"/>
+      </w:pPr>
+      <w:rPr>
+        <w:rFonts w:ascii="Symbol" w:hAnsi="Symbol" w:hint="default"/>
+      </w:rPr>
+    </w:lvl>
+    <w:lvl w:ilvl="6" w:tplc="883841BA" w:tentative="1">
+      <w:start w:val="1"/>
+      <w:numFmt w:val="bullet"/>
+      <w:lvlText w:val=""/>
+      <w:lvlJc w:val="left"/>
+      <w:pPr>
+        <w:tabs>
+          <w:tab w:val="num" w:pos="5040"/>
+        </w:tabs>
+        <w:ind w:left="5040" w:hanging="360"/>
+      </w:pPr>
+      <w:rPr>
+        <w:rFonts w:ascii="Symbol" w:hAnsi="Symbol" w:hint="default"/>
+      </w:rPr>
+    </w:lvl>
+    <w:lvl w:ilvl="7" w:tplc="FB381984" w:tentative="1">
+      <w:start w:val="1"/>
+      <w:numFmt w:val="bullet"/>
+      <w:lvlText w:val=""/>
+      <w:lvlJc w:val="left"/>
+      <w:pPr>
+        <w:tabs>
+          <w:tab w:val="num" w:pos="5760"/>
+        </w:tabs>
+        <w:ind w:left="5760" w:hanging="360"/>
+      </w:pPr>
+      <w:rPr>
+        <w:rFonts w:ascii="Symbol" w:hAnsi="Symbol" w:hint="default"/>
+      </w:rPr>
+    </w:lvl>
+    <w:lvl w:ilvl="8" w:tplc="5D667560" w:tentative="1">
+      <w:start w:val="1"/>
+      <w:numFmt w:val="bullet"/>
+      <w:lvlText w:val=""/>
+      <w:lvlJc w:val="left"/>
+      <w:pPr>
+        <w:tabs>
+          <w:tab w:val="num" w:pos="6480"/>
+        </w:tabs>
+        <w:ind w:left="6480" w:hanging="360"/>
+      </w:pPr>
+      <w:rPr>
+        <w:rFonts w:ascii="Symbol" w:hAnsi="Symbol" w:hint="default"/>
+      </w:rPr>
+    </w:lvl>
+  </w:abstractNum>
+  <w:abstractNum w:abstractNumId="9" w15:restartNumberingAfterBreak="0">
     <w:nsid w:val="3C2A6863"/>
     <w:multiLevelType w:val="multilevel"/>
     <w:tmpl w:val="E49CB60A"/>
@@ -3477,7 +3780,7 @@
       </w:rPr>
     </w:lvl>
   </w:abstractNum>
-  <w:abstractNum w:abstractNumId="8" w15:restartNumberingAfterBreak="0">
+  <w:abstractNum w:abstractNumId="10" w15:restartNumberingAfterBreak="0">
     <w:nsid w:val="3F293877"/>
     <w:multiLevelType w:val="multilevel"/>
     <w:tmpl w:val="E51C08B8"/>
@@ -3626,7 +3929,7 @@
       </w:rPr>
     </w:lvl>
   </w:abstractNum>
-  <w:abstractNum w:abstractNumId="9" w15:restartNumberingAfterBreak="0">
+  <w:abstractNum w:abstractNumId="11" w15:restartNumberingAfterBreak="0">
     <w:nsid w:val="4E030FBF"/>
     <w:multiLevelType w:val="multilevel"/>
     <w:tmpl w:val="90126900"/>
@@ -3775,7 +4078,7 @@
       </w:rPr>
     </w:lvl>
   </w:abstractNum>
-  <w:abstractNum w:abstractNumId="10" w15:restartNumberingAfterBreak="0">
+  <w:abstractNum w:abstractNumId="12" w15:restartNumberingAfterBreak="0">
     <w:nsid w:val="59EE4652"/>
     <w:multiLevelType w:val="multilevel"/>
     <w:tmpl w:val="F2BCC684"/>
@@ -3924,7 +4227,7 @@
       </w:rPr>
     </w:lvl>
   </w:abstractNum>
-  <w:abstractNum w:abstractNumId="11" w15:restartNumberingAfterBreak="0">
+  <w:abstractNum w:abstractNumId="13" w15:restartNumberingAfterBreak="0">
     <w:nsid w:val="5E647DE2"/>
     <w:multiLevelType w:val="multilevel"/>
     <w:tmpl w:val="41EE94AA"/>
@@ -4073,7 +4376,7 @@
       </w:rPr>
     </w:lvl>
   </w:abstractNum>
-  <w:abstractNum w:abstractNumId="12" w15:restartNumberingAfterBreak="0">
+  <w:abstractNum w:abstractNumId="14" w15:restartNumberingAfterBreak="0">
     <w:nsid w:val="6A2F49C4"/>
     <w:multiLevelType w:val="multilevel"/>
     <w:tmpl w:val="47E2F768"/>
@@ -4222,7 +4525,7 @@
       </w:rPr>
     </w:lvl>
   </w:abstractNum>
-  <w:abstractNum w:abstractNumId="13" w15:restartNumberingAfterBreak="0">
+  <w:abstractNum w:abstractNumId="15" w15:restartNumberingAfterBreak="0">
     <w:nsid w:val="749703C4"/>
     <w:multiLevelType w:val="multilevel"/>
     <w:tmpl w:val="5F86359E"/>
@@ -4371,7 +4674,7 @@
       </w:rPr>
     </w:lvl>
   </w:abstractNum>
-  <w:abstractNum w:abstractNumId="14" w15:restartNumberingAfterBreak="0">
+  <w:abstractNum w:abstractNumId="16" w15:restartNumberingAfterBreak="0">
     <w:nsid w:val="775D0E41"/>
     <w:multiLevelType w:val="multilevel"/>
     <w:tmpl w:val="E716B364"/>
@@ -4520,7 +4823,7 @@
       </w:rPr>
     </w:lvl>
   </w:abstractNum>
-  <w:abstractNum w:abstractNumId="15" w15:restartNumberingAfterBreak="0">
+  <w:abstractNum w:abstractNumId="17" w15:restartNumberingAfterBreak="0">
     <w:nsid w:val="78256427"/>
     <w:multiLevelType w:val="multilevel"/>
     <w:tmpl w:val="D60ABB32"/>
@@ -4670,25 +4973,25 @@
     </w:lvl>
   </w:abstractNum>
   <w:num w:numId="1" w16cid:durableId="1651321587">
-    <w:abstractNumId w:val="8"/>
+    <w:abstractNumId w:val="10"/>
   </w:num>
   <w:num w:numId="2" w16cid:durableId="1904946119">
-    <w:abstractNumId w:val="6"/>
+    <w:abstractNumId w:val="7"/>
   </w:num>
   <w:num w:numId="3" w16cid:durableId="1631520590">
-    <w:abstractNumId w:val="9"/>
+    <w:abstractNumId w:val="11"/>
   </w:num>
   <w:num w:numId="4" w16cid:durableId="1455562777">
-    <w:abstractNumId w:val="14"/>
+    <w:abstractNumId w:val="16"/>
   </w:num>
   <w:num w:numId="5" w16cid:durableId="211233655">
     <w:abstractNumId w:val="3"/>
   </w:num>
   <w:num w:numId="6" w16cid:durableId="415324081">
-    <w:abstractNumId w:val="7"/>
+    <w:abstractNumId w:val="9"/>
   </w:num>
   <w:num w:numId="7" w16cid:durableId="1672489527">
-    <w:abstractNumId w:val="11"/>
+    <w:abstractNumId w:val="13"/>
   </w:num>
   <w:num w:numId="8" w16cid:durableId="1026295481">
     <w:abstractNumId w:val="0"/>
@@ -4697,25 +5000,31 @@
     <w:abstractNumId w:val="1"/>
   </w:num>
   <w:num w:numId="10" w16cid:durableId="630281893">
-    <w:abstractNumId w:val="13"/>
+    <w:abstractNumId w:val="15"/>
   </w:num>
   <w:num w:numId="11" w16cid:durableId="334308313">
+    <w:abstractNumId w:val="6"/>
+  </w:num>
+  <w:num w:numId="12" w16cid:durableId="1948928529">
+    <w:abstractNumId w:val="14"/>
+  </w:num>
+  <w:num w:numId="13" w16cid:durableId="1591087732">
     <w:abstractNumId w:val="5"/>
   </w:num>
-  <w:num w:numId="12" w16cid:durableId="1948928529">
-    <w:abstractNumId w:val="12"/>
-  </w:num>
-  <w:num w:numId="13" w16cid:durableId="1591087732">
-    <w:abstractNumId w:val="4"/>
-  </w:num>
   <w:num w:numId="14" w16cid:durableId="2018343219">
-    <w:abstractNumId w:val="15"/>
+    <w:abstractNumId w:val="17"/>
   </w:num>
   <w:num w:numId="15" w16cid:durableId="958147319">
-    <w:abstractNumId w:val="10"/>
+    <w:abstractNumId w:val="12"/>
   </w:num>
   <w:num w:numId="16" w16cid:durableId="1981232161">
     <w:abstractNumId w:val="2"/>
+  </w:num>
+  <w:num w:numId="17" w16cid:durableId="555241061">
+    <w:abstractNumId w:val="8"/>
+  </w:num>
+  <w:num w:numId="18" w16cid:durableId="1767844365">
+    <w:abstractNumId w:val="4"/>
   </w:num>
 </w:numbering>
 </file>
@@ -5323,7 +5632,6 @@
   <w:style w:type="character" w:default="1" w:styleId="DefaultParagraphFont">
     <w:name w:val="Default Paragraph Font"/>
     <w:uiPriority w:val="1"/>
-    <w:semiHidden/>
     <w:unhideWhenUsed/>
   </w:style>
   <w:style w:type="table" w:default="1" w:styleId="TableNormal">
